--- a/REVPROF2210/ES2N-DiagramaCasoUso v1.0.docx
+++ b/REVPROF2210/ES2N-DiagramaCasoUso v1.0.docx
@@ -233,25 +233,7 @@
           <w:sz w:val="20"/>
           <w:szCs w:val="20"/>
         </w:rPr>
-        <w:t xml:space="preserve">Observar Include, </w:t>
-      </w:r>
-      <w:proofErr w:type="spellStart"/>
-      <w:r>
-        <w:rPr>
-          <w:rFonts w:ascii="Arial" w:hAnsi="Arial" w:cs="Arial"/>
-          <w:sz w:val="20"/>
-          <w:szCs w:val="20"/>
-        </w:rPr>
-        <w:t>Extend</w:t>
-      </w:r>
-      <w:proofErr w:type="spellEnd"/>
-      <w:r>
-        <w:rPr>
-          <w:rFonts w:ascii="Arial" w:hAnsi="Arial" w:cs="Arial"/>
-          <w:sz w:val="20"/>
-          <w:szCs w:val="20"/>
-        </w:rPr>
-        <w:t xml:space="preserve"> e Generalização.</w:t>
+        <w:t>Observar Include, Extend e Generalização.</w:t>
       </w:r>
     </w:p>
     <w:p>
@@ -303,7 +285,6 @@
           <w:szCs w:val="20"/>
         </w:rPr>
       </w:pPr>
-      <w:proofErr w:type="spellStart"/>
       <w:r>
         <w:rPr>
           <w:rStyle w:val="Forte"/>
@@ -313,7 +294,6 @@
         </w:rPr>
         <w:t>Extend</w:t>
       </w:r>
-      <w:proofErr w:type="spellEnd"/>
       <w:r>
         <w:rPr>
           <w:rStyle w:val="Forte"/>
@@ -452,6 +432,685 @@
           <w:szCs w:val="28"/>
         </w:rPr>
         <w:lastRenderedPageBreak/>
+        <mc:AlternateContent>
+          <mc:Choice Requires="wpi">
+            <w:drawing>
+              <wp:anchor distT="0" distB="0" distL="114300" distR="114300" simplePos="0" relativeHeight="251699200" behindDoc="0" locked="0" layoutInCell="1" allowOverlap="1" wp14:anchorId="0F3291DC" wp14:editId="6A6D8464">
+                <wp:simplePos x="0" y="0"/>
+                <wp:positionH relativeFrom="column">
+                  <wp:posOffset>458328</wp:posOffset>
+                </wp:positionH>
+                <wp:positionV relativeFrom="paragraph">
+                  <wp:posOffset>2296456</wp:posOffset>
+                </wp:positionV>
+                <wp:extent cx="751320" cy="396000"/>
+                <wp:effectExtent l="38100" t="38100" r="0" b="23495"/>
+                <wp:wrapNone/>
+                <wp:docPr id="1863255145" name="Tinta 40"/>
+                <wp:cNvGraphicFramePr>
+                  <a:graphicFrameLocks xmlns:a="http://schemas.openxmlformats.org/drawingml/2006/main"/>
+                </wp:cNvGraphicFramePr>
+                <a:graphic xmlns:a="http://schemas.openxmlformats.org/drawingml/2006/main">
+                  <a:graphicData uri="http://schemas.microsoft.com/office/word/2010/wordprocessingInk">
+                    <w14:contentPart bwMode="auto" r:id="rId10">
+                      <w14:nvContentPartPr>
+                        <w14:cNvContentPartPr>
+                          <a14:cpLocks xmlns:a14="http://schemas.microsoft.com/office/drawing/2010/main" noRot="1"/>
+                        </w14:cNvContentPartPr>
+                      </w14:nvContentPartPr>
+                      <w14:xfrm>
+                        <a:off x="0" y="0"/>
+                        <a:ext cx="751320" cy="396000"/>
+                      </w14:xfrm>
+                    </w14:contentPart>
+                  </a:graphicData>
+                </a:graphic>
+              </wp:anchor>
+            </w:drawing>
+          </mc:Choice>
+          <mc:Fallback>
+            <w:pict>
+              <v:shapetype w14:anchorId="01F0E6C6" id="_x0000_t75" coordsize="21600,21600" o:spt="75" o:preferrelative="t" path="m@4@5l@4@11@9@11@9@5xe" filled="f" stroked="f">
+                <v:stroke joinstyle="miter"/>
+                <v:formulas>
+                  <v:f eqn="if lineDrawn pixelLineWidth 0"/>
+                  <v:f eqn="sum @0 1 0"/>
+                  <v:f eqn="sum 0 0 @1"/>
+                  <v:f eqn="prod @2 1 2"/>
+                  <v:f eqn="prod @3 21600 pixelWidth"/>
+                  <v:f eqn="prod @3 21600 pixelHeight"/>
+                  <v:f eqn="sum @0 0 1"/>
+                  <v:f eqn="prod @6 1 2"/>
+                  <v:f eqn="prod @7 21600 pixelWidth"/>
+                  <v:f eqn="sum @8 21600 0"/>
+                  <v:f eqn="prod @7 21600 pixelHeight"/>
+                  <v:f eqn="sum @10 21600 0"/>
+                </v:formulas>
+                <v:path o:extrusionok="f" gradientshapeok="t" o:connecttype="rect"/>
+                <o:lock v:ext="edit" aspectratio="t"/>
+              </v:shapetype>
+              <v:shape id="Tinta 40" o:spid="_x0000_s1026" type="#_x0000_t75" style="position:absolute;margin-left:35.6pt;margin-top:180.3pt;width:60.1pt;height:32.2pt;z-index:251699200;visibility:visible;mso-wrap-style:square;mso-wrap-distance-left:9pt;mso-wrap-distance-top:0;mso-wrap-distance-right:9pt;mso-wrap-distance-bottom:0;mso-position-horizontal:absolute;mso-position-horizontal-relative:text;mso-position-vertical:absolute;mso-position-vertical-relative:text" o:gfxdata="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">
+                <v:imagedata r:id="rId11" o:title=""/>
+                <o:lock v:ext="edit" rotation="t" aspectratio="f"/>
+              </v:shape>
+            </w:pict>
+          </mc:Fallback>
+        </mc:AlternateContent>
+      </w:r>
+      <w:r>
+        <w:rPr>
+          <w:rFonts w:ascii="Arial" w:hAnsi="Arial" w:cs="Arial"/>
+          <w:b/>
+          <w:bCs/>
+          <w:noProof/>
+          <w:sz w:val="28"/>
+          <w:szCs w:val="28"/>
+        </w:rPr>
+        <mc:AlternateContent>
+          <mc:Choice Requires="wpi">
+            <w:drawing>
+              <wp:anchor distT="0" distB="0" distL="114300" distR="114300" simplePos="0" relativeHeight="251698176" behindDoc="0" locked="0" layoutInCell="1" allowOverlap="1" wp14:anchorId="14241B46" wp14:editId="4D34CF69">
+                <wp:simplePos x="0" y="0"/>
+                <wp:positionH relativeFrom="column">
+                  <wp:posOffset>557688</wp:posOffset>
+                </wp:positionH>
+                <wp:positionV relativeFrom="paragraph">
+                  <wp:posOffset>2434696</wp:posOffset>
+                </wp:positionV>
+                <wp:extent cx="385200" cy="242640"/>
+                <wp:effectExtent l="38100" t="38100" r="0" b="24130"/>
+                <wp:wrapNone/>
+                <wp:docPr id="1321027998" name="Tinta 39"/>
+                <wp:cNvGraphicFramePr>
+                  <a:graphicFrameLocks xmlns:a="http://schemas.openxmlformats.org/drawingml/2006/main"/>
+                </wp:cNvGraphicFramePr>
+                <a:graphic xmlns:a="http://schemas.openxmlformats.org/drawingml/2006/main">
+                  <a:graphicData uri="http://schemas.microsoft.com/office/word/2010/wordprocessingInk">
+                    <w14:contentPart bwMode="auto" r:id="rId12">
+                      <w14:nvContentPartPr>
+                        <w14:cNvContentPartPr>
+                          <a14:cpLocks xmlns:a14="http://schemas.microsoft.com/office/drawing/2010/main" noRot="1"/>
+                        </w14:cNvContentPartPr>
+                      </w14:nvContentPartPr>
+                      <w14:xfrm>
+                        <a:off x="0" y="0"/>
+                        <a:ext cx="385200" cy="242640"/>
+                      </w14:xfrm>
+                    </w14:contentPart>
+                  </a:graphicData>
+                </a:graphic>
+              </wp:anchor>
+            </w:drawing>
+          </mc:Choice>
+          <mc:Fallback>
+            <w:pict>
+              <v:shape w14:anchorId="59AA75CC" id="Tinta 39" o:spid="_x0000_s1026" type="#_x0000_t75" style="position:absolute;margin-left:43.4pt;margin-top:191.2pt;width:31.35pt;height:20.05pt;z-index:251698176;visibility:visible;mso-wrap-style:square;mso-wrap-distance-left:9pt;mso-wrap-distance-top:0;mso-wrap-distance-right:9pt;mso-wrap-distance-bottom:0;mso-position-horizontal:absolute;mso-position-horizontal-relative:text;mso-position-vertical:absolute;mso-position-vertical-relative:text" o:gfxdata="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">
+                <v:imagedata r:id="rId13" o:title=""/>
+                <o:lock v:ext="edit" rotation="t" aspectratio="f"/>
+              </v:shape>
+            </w:pict>
+          </mc:Fallback>
+        </mc:AlternateContent>
+      </w:r>
+      <w:r>
+        <w:rPr>
+          <w:rFonts w:ascii="Arial" w:hAnsi="Arial" w:cs="Arial"/>
+          <w:b/>
+          <w:bCs/>
+          <w:noProof/>
+          <w:sz w:val="28"/>
+          <w:szCs w:val="28"/>
+        </w:rPr>
+        <mc:AlternateContent>
+          <mc:Choice Requires="wpi">
+            <w:drawing>
+              <wp:anchor distT="0" distB="0" distL="114300" distR="114300" simplePos="0" relativeHeight="251697152" behindDoc="0" locked="0" layoutInCell="1" allowOverlap="1" wp14:anchorId="5A955B2B" wp14:editId="0C4006A3">
+                <wp:simplePos x="0" y="0"/>
+                <wp:positionH relativeFrom="column">
+                  <wp:posOffset>93648</wp:posOffset>
+                </wp:positionH>
+                <wp:positionV relativeFrom="paragraph">
+                  <wp:posOffset>2622616</wp:posOffset>
+                </wp:positionV>
+                <wp:extent cx="233640" cy="169200"/>
+                <wp:effectExtent l="38100" t="38100" r="33655" b="21590"/>
+                <wp:wrapNone/>
+                <wp:docPr id="123319235" name="Tinta 38"/>
+                <wp:cNvGraphicFramePr>
+                  <a:graphicFrameLocks xmlns:a="http://schemas.openxmlformats.org/drawingml/2006/main"/>
+                </wp:cNvGraphicFramePr>
+                <a:graphic xmlns:a="http://schemas.openxmlformats.org/drawingml/2006/main">
+                  <a:graphicData uri="http://schemas.microsoft.com/office/word/2010/wordprocessingInk">
+                    <w14:contentPart bwMode="auto" r:id="rId14">
+                      <w14:nvContentPartPr>
+                        <w14:cNvContentPartPr>
+                          <a14:cpLocks xmlns:a14="http://schemas.microsoft.com/office/drawing/2010/main" noRot="1"/>
+                        </w14:cNvContentPartPr>
+                      </w14:nvContentPartPr>
+                      <w14:xfrm>
+                        <a:off x="0" y="0"/>
+                        <a:ext cx="233640" cy="169200"/>
+                      </w14:xfrm>
+                    </w14:contentPart>
+                  </a:graphicData>
+                </a:graphic>
+              </wp:anchor>
+            </w:drawing>
+          </mc:Choice>
+          <mc:Fallback>
+            <w:pict>
+              <v:shape w14:anchorId="5D56F03E" id="Tinta 38" o:spid="_x0000_s1026" type="#_x0000_t75" style="position:absolute;margin-left:6.85pt;margin-top:206pt;width:19.4pt;height:14.3pt;z-index:251697152;visibility:visible;mso-wrap-style:square;mso-wrap-distance-left:9pt;mso-wrap-distance-top:0;mso-wrap-distance-right:9pt;mso-wrap-distance-bottom:0;mso-position-horizontal:absolute;mso-position-horizontal-relative:text;mso-position-vertical:absolute;mso-position-vertical-relative:text" o:gfxdata="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">
+                <v:imagedata r:id="rId15" o:title=""/>
+                <o:lock v:ext="edit" rotation="t" aspectratio="f"/>
+              </v:shape>
+            </w:pict>
+          </mc:Fallback>
+        </mc:AlternateContent>
+      </w:r>
+      <w:r>
+        <w:rPr>
+          <w:rFonts w:ascii="Arial" w:hAnsi="Arial" w:cs="Arial"/>
+          <w:b/>
+          <w:bCs/>
+          <w:noProof/>
+          <w:sz w:val="28"/>
+          <w:szCs w:val="28"/>
+        </w:rPr>
+        <mc:AlternateContent>
+          <mc:Choice Requires="wpi">
+            <w:drawing>
+              <wp:anchor distT="0" distB="0" distL="114300" distR="114300" simplePos="0" relativeHeight="251695104" behindDoc="0" locked="0" layoutInCell="1" allowOverlap="1" wp14:anchorId="13BB7252" wp14:editId="53BCAE21">
+                <wp:simplePos x="0" y="0"/>
+                <wp:positionH relativeFrom="column">
+                  <wp:posOffset>432435</wp:posOffset>
+                </wp:positionH>
+                <wp:positionV relativeFrom="paragraph">
+                  <wp:posOffset>736600</wp:posOffset>
+                </wp:positionV>
+                <wp:extent cx="825710" cy="441225"/>
+                <wp:effectExtent l="38100" t="38100" r="0" b="16510"/>
+                <wp:wrapNone/>
+                <wp:docPr id="1025364777" name="Tinta 36"/>
+                <wp:cNvGraphicFramePr>
+                  <a:graphicFrameLocks xmlns:a="http://schemas.openxmlformats.org/drawingml/2006/main"/>
+                </wp:cNvGraphicFramePr>
+                <a:graphic xmlns:a="http://schemas.openxmlformats.org/drawingml/2006/main">
+                  <a:graphicData uri="http://schemas.microsoft.com/office/word/2010/wordprocessingInk">
+                    <w14:contentPart bwMode="auto" r:id="rId16">
+                      <w14:nvContentPartPr>
+                        <w14:cNvContentPartPr>
+                          <a14:cpLocks xmlns:a14="http://schemas.microsoft.com/office/drawing/2010/main" noRot="1"/>
+                        </w14:cNvContentPartPr>
+                      </w14:nvContentPartPr>
+                      <w14:xfrm>
+                        <a:off x="0" y="0"/>
+                        <a:ext cx="825710" cy="441225"/>
+                      </w14:xfrm>
+                    </w14:contentPart>
+                  </a:graphicData>
+                </a:graphic>
+              </wp:anchor>
+            </w:drawing>
+          </mc:Choice>
+          <mc:Fallback>
+            <w:pict>
+              <v:shape w14:anchorId="5D9E1E89" id="Tinta 36" o:spid="_x0000_s1026" type="#_x0000_t75" style="position:absolute;margin-left:33.55pt;margin-top:57.5pt;width:66pt;height:35.75pt;z-index:251695104;visibility:visible;mso-wrap-style:square;mso-wrap-distance-left:9pt;mso-wrap-distance-top:0;mso-wrap-distance-right:9pt;mso-wrap-distance-bottom:0;mso-position-horizontal:absolute;mso-position-horizontal-relative:text;mso-position-vertical:absolute;mso-position-vertical-relative:text" o:gfxdata="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">
+                <v:imagedata r:id="rId17" o:title=""/>
+                <o:lock v:ext="edit" rotation="t" aspectratio="f"/>
+              </v:shape>
+            </w:pict>
+          </mc:Fallback>
+        </mc:AlternateContent>
+      </w:r>
+      <w:r>
+        <w:rPr>
+          <w:rFonts w:ascii="Arial" w:hAnsi="Arial" w:cs="Arial"/>
+          <w:b/>
+          <w:bCs/>
+          <w:noProof/>
+          <w:sz w:val="28"/>
+          <w:szCs w:val="28"/>
+        </w:rPr>
+        <mc:AlternateContent>
+          <mc:Choice Requires="wpi">
+            <w:drawing>
+              <wp:anchor distT="0" distB="0" distL="114300" distR="114300" simplePos="0" relativeHeight="251696128" behindDoc="0" locked="0" layoutInCell="1" allowOverlap="1" wp14:anchorId="100925EF" wp14:editId="0870F731">
+                <wp:simplePos x="0" y="0"/>
+                <wp:positionH relativeFrom="column">
+                  <wp:posOffset>432435</wp:posOffset>
+                </wp:positionH>
+                <wp:positionV relativeFrom="paragraph">
+                  <wp:posOffset>718185</wp:posOffset>
+                </wp:positionV>
+                <wp:extent cx="825710" cy="459640"/>
+                <wp:effectExtent l="38100" t="38100" r="31750" b="17145"/>
+                <wp:wrapNone/>
+                <wp:docPr id="1910569120" name="Tinta 37"/>
+                <wp:cNvGraphicFramePr>
+                  <a:graphicFrameLocks xmlns:a="http://schemas.openxmlformats.org/drawingml/2006/main"/>
+                </wp:cNvGraphicFramePr>
+                <a:graphic xmlns:a="http://schemas.openxmlformats.org/drawingml/2006/main">
+                  <a:graphicData uri="http://schemas.microsoft.com/office/word/2010/wordprocessingInk">
+                    <w14:contentPart bwMode="auto" r:id="rId18">
+                      <w14:nvContentPartPr>
+                        <w14:cNvContentPartPr>
+                          <a14:cpLocks xmlns:a14="http://schemas.microsoft.com/office/drawing/2010/main" noRot="1"/>
+                        </w14:cNvContentPartPr>
+                      </w14:nvContentPartPr>
+                      <w14:xfrm>
+                        <a:off x="0" y="0"/>
+                        <a:ext cx="825710" cy="459640"/>
+                      </w14:xfrm>
+                    </w14:contentPart>
+                  </a:graphicData>
+                </a:graphic>
+              </wp:anchor>
+            </w:drawing>
+          </mc:Choice>
+          <mc:Fallback>
+            <w:pict>
+              <v:shape w14:anchorId="4FF28C0C" id="Tinta 37" o:spid="_x0000_s1026" type="#_x0000_t75" style="position:absolute;margin-left:33.55pt;margin-top:56.05pt;width:66pt;height:37.2pt;z-index:251696128;visibility:visible;mso-wrap-style:square;mso-wrap-distance-left:9pt;mso-wrap-distance-top:0;mso-wrap-distance-right:9pt;mso-wrap-distance-bottom:0;mso-position-horizontal:absolute;mso-position-horizontal-relative:text;mso-position-vertical:absolute;mso-position-vertical-relative:text" o:gfxdata="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">
+                <v:imagedata r:id="rId19" o:title=""/>
+                <o:lock v:ext="edit" rotation="t" aspectratio="f"/>
+              </v:shape>
+            </w:pict>
+          </mc:Fallback>
+        </mc:AlternateContent>
+      </w:r>
+      <w:r>
+        <w:rPr>
+          <w:rFonts w:ascii="Arial" w:hAnsi="Arial" w:cs="Arial"/>
+          <w:b/>
+          <w:bCs/>
+          <w:noProof/>
+          <w:sz w:val="28"/>
+          <w:szCs w:val="28"/>
+        </w:rPr>
+        <mc:AlternateContent>
+          <mc:Choice Requires="wpi">
+            <w:drawing>
+              <wp:anchor distT="0" distB="0" distL="114300" distR="114300" simplePos="0" relativeHeight="251686912" behindDoc="0" locked="0" layoutInCell="1" allowOverlap="1" wp14:anchorId="1280E88C" wp14:editId="5265BC51">
+                <wp:simplePos x="0" y="0"/>
+                <wp:positionH relativeFrom="column">
+                  <wp:posOffset>-68580</wp:posOffset>
+                </wp:positionH>
+                <wp:positionV relativeFrom="paragraph">
+                  <wp:posOffset>704215</wp:posOffset>
+                </wp:positionV>
+                <wp:extent cx="974660" cy="270720"/>
+                <wp:effectExtent l="38100" t="38100" r="0" b="15240"/>
+                <wp:wrapNone/>
+                <wp:docPr id="999560086" name="Tinta 28"/>
+                <wp:cNvGraphicFramePr>
+                  <a:graphicFrameLocks xmlns:a="http://schemas.openxmlformats.org/drawingml/2006/main"/>
+                </wp:cNvGraphicFramePr>
+                <a:graphic xmlns:a="http://schemas.openxmlformats.org/drawingml/2006/main">
+                  <a:graphicData uri="http://schemas.microsoft.com/office/word/2010/wordprocessingInk">
+                    <w14:contentPart bwMode="auto" r:id="rId20">
+                      <w14:nvContentPartPr>
+                        <w14:cNvContentPartPr>
+                          <a14:cpLocks xmlns:a14="http://schemas.microsoft.com/office/drawing/2010/main" noRot="1"/>
+                        </w14:cNvContentPartPr>
+                      </w14:nvContentPartPr>
+                      <w14:xfrm>
+                        <a:off x="0" y="0"/>
+                        <a:ext cx="974660" cy="270720"/>
+                      </w14:xfrm>
+                    </w14:contentPart>
+                  </a:graphicData>
+                </a:graphic>
+              </wp:anchor>
+            </w:drawing>
+          </mc:Choice>
+          <mc:Fallback>
+            <w:pict>
+              <v:shape w14:anchorId="1C68F76E" id="Tinta 28" o:spid="_x0000_s1026" type="#_x0000_t75" style="position:absolute;margin-left:-5.9pt;margin-top:54.95pt;width:77.75pt;height:22.3pt;z-index:251686912;visibility:visible;mso-wrap-style:square;mso-wrap-distance-left:9pt;mso-wrap-distance-top:0;mso-wrap-distance-right:9pt;mso-wrap-distance-bottom:0;mso-position-horizontal:absolute;mso-position-horizontal-relative:text;mso-position-vertical:absolute;mso-position-vertical-relative:text" o:gfxdata="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">
+                <v:imagedata r:id="rId21" o:title=""/>
+                <o:lock v:ext="edit" rotation="t" aspectratio="f"/>
+              </v:shape>
+            </w:pict>
+          </mc:Fallback>
+        </mc:AlternateContent>
+      </w:r>
+      <w:r>
+        <w:rPr>
+          <w:rFonts w:ascii="Arial" w:hAnsi="Arial" w:cs="Arial"/>
+          <w:b/>
+          <w:bCs/>
+          <w:noProof/>
+          <w:sz w:val="28"/>
+          <w:szCs w:val="28"/>
+        </w:rPr>
+        <mc:AlternateContent>
+          <mc:Choice Requires="wpi">
+            <w:drawing>
+              <wp:anchor distT="0" distB="0" distL="114300" distR="114300" simplePos="0" relativeHeight="251683840" behindDoc="0" locked="0" layoutInCell="1" allowOverlap="1" wp14:anchorId="5E99DEA0" wp14:editId="0D41E0CD">
+                <wp:simplePos x="0" y="0"/>
+                <wp:positionH relativeFrom="column">
+                  <wp:posOffset>982128</wp:posOffset>
+                </wp:positionH>
+                <wp:positionV relativeFrom="paragraph">
+                  <wp:posOffset>2754463</wp:posOffset>
+                </wp:positionV>
+                <wp:extent cx="360" cy="360"/>
+                <wp:effectExtent l="38100" t="38100" r="19050" b="19050"/>
+                <wp:wrapNone/>
+                <wp:docPr id="1131017992" name="Tinta 25"/>
+                <wp:cNvGraphicFramePr>
+                  <a:graphicFrameLocks xmlns:a="http://schemas.openxmlformats.org/drawingml/2006/main"/>
+                </wp:cNvGraphicFramePr>
+                <a:graphic xmlns:a="http://schemas.openxmlformats.org/drawingml/2006/main">
+                  <a:graphicData uri="http://schemas.microsoft.com/office/word/2010/wordprocessingInk">
+                    <w14:contentPart bwMode="auto" r:id="rId22">
+                      <w14:nvContentPartPr>
+                        <w14:cNvContentPartPr>
+                          <a14:cpLocks xmlns:a14="http://schemas.microsoft.com/office/drawing/2010/main" noRot="1"/>
+                        </w14:cNvContentPartPr>
+                      </w14:nvContentPartPr>
+                      <w14:xfrm>
+                        <a:off x="0" y="0"/>
+                        <a:ext cx="360" cy="360"/>
+                      </w14:xfrm>
+                    </w14:contentPart>
+                  </a:graphicData>
+                </a:graphic>
+              </wp:anchor>
+            </w:drawing>
+          </mc:Choice>
+          <mc:Fallback>
+            <w:pict>
+              <v:shape w14:anchorId="1EA10B32" id="Tinta 25" o:spid="_x0000_s1026" type="#_x0000_t75" style="position:absolute;margin-left:76.85pt;margin-top:216.4pt;width:1.05pt;height:1.05pt;z-index:251683840;visibility:visible;mso-wrap-style:square;mso-wrap-distance-left:9pt;mso-wrap-distance-top:0;mso-wrap-distance-right:9pt;mso-wrap-distance-bottom:0;mso-position-horizontal:absolute;mso-position-horizontal-relative:text;mso-position-vertical:absolute;mso-position-vertical-relative:text" o:gfxdata="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">
+                <v:imagedata r:id="rId23" o:title=""/>
+                <o:lock v:ext="edit" rotation="t" aspectratio="f"/>
+              </v:shape>
+            </w:pict>
+          </mc:Fallback>
+        </mc:AlternateContent>
+      </w:r>
+      <w:r>
+        <w:rPr>
+          <w:rFonts w:ascii="Arial" w:hAnsi="Arial" w:cs="Arial"/>
+          <w:b/>
+          <w:bCs/>
+          <w:noProof/>
+          <w:sz w:val="28"/>
+          <w:szCs w:val="28"/>
+        </w:rPr>
+        <mc:AlternateContent>
+          <mc:Choice Requires="wpi">
+            <w:drawing>
+              <wp:anchor distT="0" distB="0" distL="114300" distR="114300" simplePos="0" relativeHeight="251682816" behindDoc="0" locked="0" layoutInCell="1" allowOverlap="1" wp14:anchorId="1888F909" wp14:editId="2B018689">
+                <wp:simplePos x="0" y="0"/>
+                <wp:positionH relativeFrom="column">
+                  <wp:posOffset>221448</wp:posOffset>
+                </wp:positionH>
+                <wp:positionV relativeFrom="paragraph">
+                  <wp:posOffset>2858143</wp:posOffset>
+                </wp:positionV>
+                <wp:extent cx="869400" cy="230760"/>
+                <wp:effectExtent l="38100" t="38100" r="26035" b="17145"/>
+                <wp:wrapNone/>
+                <wp:docPr id="1975068938" name="Tinta 24"/>
+                <wp:cNvGraphicFramePr>
+                  <a:graphicFrameLocks xmlns:a="http://schemas.openxmlformats.org/drawingml/2006/main"/>
+                </wp:cNvGraphicFramePr>
+                <a:graphic xmlns:a="http://schemas.openxmlformats.org/drawingml/2006/main">
+                  <a:graphicData uri="http://schemas.microsoft.com/office/word/2010/wordprocessingInk">
+                    <w14:contentPart bwMode="auto" r:id="rId24">
+                      <w14:nvContentPartPr>
+                        <w14:cNvContentPartPr>
+                          <a14:cpLocks xmlns:a14="http://schemas.microsoft.com/office/drawing/2010/main" noRot="1"/>
+                        </w14:cNvContentPartPr>
+                      </w14:nvContentPartPr>
+                      <w14:xfrm>
+                        <a:off x="0" y="0"/>
+                        <a:ext cx="869400" cy="230760"/>
+                      </w14:xfrm>
+                    </w14:contentPart>
+                  </a:graphicData>
+                </a:graphic>
+              </wp:anchor>
+            </w:drawing>
+          </mc:Choice>
+          <mc:Fallback>
+            <w:pict>
+              <v:shape w14:anchorId="2D675296" id="Tinta 24" o:spid="_x0000_s1026" type="#_x0000_t75" style="position:absolute;margin-left:16.95pt;margin-top:224.55pt;width:69.4pt;height:19.15pt;z-index:251682816;visibility:visible;mso-wrap-style:square;mso-wrap-distance-left:9pt;mso-wrap-distance-top:0;mso-wrap-distance-right:9pt;mso-wrap-distance-bottom:0;mso-position-horizontal:absolute;mso-position-horizontal-relative:text;mso-position-vertical:absolute;mso-position-vertical-relative:text" o:gfxdata="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">
+                <v:imagedata r:id="rId25" o:title=""/>
+                <o:lock v:ext="edit" rotation="t" aspectratio="f"/>
+              </v:shape>
+            </w:pict>
+          </mc:Fallback>
+        </mc:AlternateContent>
+      </w:r>
+      <w:r>
+        <w:rPr>
+          <w:rFonts w:ascii="Arial" w:hAnsi="Arial" w:cs="Arial"/>
+          <w:b/>
+          <w:bCs/>
+          <w:noProof/>
+          <w:sz w:val="28"/>
+          <w:szCs w:val="28"/>
+        </w:rPr>
+        <mc:AlternateContent>
+          <mc:Choice Requires="wpi">
+            <w:drawing>
+              <wp:anchor distT="0" distB="0" distL="114300" distR="114300" simplePos="0" relativeHeight="251681792" behindDoc="0" locked="0" layoutInCell="1" allowOverlap="1" wp14:anchorId="68DECAF9" wp14:editId="1311A59F">
+                <wp:simplePos x="0" y="0"/>
+                <wp:positionH relativeFrom="column">
+                  <wp:posOffset>-172720</wp:posOffset>
+                </wp:positionH>
+                <wp:positionV relativeFrom="paragraph">
+                  <wp:posOffset>2520950</wp:posOffset>
+                </wp:positionV>
+                <wp:extent cx="212090" cy="593055"/>
+                <wp:effectExtent l="38100" t="38100" r="16510" b="17145"/>
+                <wp:wrapNone/>
+                <wp:docPr id="1435984512" name="Tinta 23"/>
+                <wp:cNvGraphicFramePr>
+                  <a:graphicFrameLocks xmlns:a="http://schemas.openxmlformats.org/drawingml/2006/main"/>
+                </wp:cNvGraphicFramePr>
+                <a:graphic xmlns:a="http://schemas.openxmlformats.org/drawingml/2006/main">
+                  <a:graphicData uri="http://schemas.microsoft.com/office/word/2010/wordprocessingInk">
+                    <w14:contentPart bwMode="auto" r:id="rId26">
+                      <w14:nvContentPartPr>
+                        <w14:cNvContentPartPr>
+                          <a14:cpLocks xmlns:a14="http://schemas.microsoft.com/office/drawing/2010/main" noRot="1"/>
+                        </w14:cNvContentPartPr>
+                      </w14:nvContentPartPr>
+                      <w14:xfrm>
+                        <a:off x="0" y="0"/>
+                        <a:ext cx="212090" cy="593055"/>
+                      </w14:xfrm>
+                    </w14:contentPart>
+                  </a:graphicData>
+                </a:graphic>
+              </wp:anchor>
+            </w:drawing>
+          </mc:Choice>
+          <mc:Fallback>
+            <w:pict>
+              <v:shape w14:anchorId="0AF0088D" id="Tinta 23" o:spid="_x0000_s1026" type="#_x0000_t75" style="position:absolute;margin-left:-14.1pt;margin-top:198pt;width:17.65pt;height:47.7pt;z-index:251681792;visibility:visible;mso-wrap-style:square;mso-wrap-distance-left:9pt;mso-wrap-distance-top:0;mso-wrap-distance-right:9pt;mso-wrap-distance-bottom:0;mso-position-horizontal:absolute;mso-position-horizontal-relative:text;mso-position-vertical:absolute;mso-position-vertical-relative:text" o:gfxdata="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">
+                <v:imagedata r:id="rId27" o:title=""/>
+                <o:lock v:ext="edit" rotation="t" aspectratio="f"/>
+              </v:shape>
+            </w:pict>
+          </mc:Fallback>
+        </mc:AlternateContent>
+      </w:r>
+      <w:r>
+        <w:rPr>
+          <w:rFonts w:ascii="Arial" w:hAnsi="Arial" w:cs="Arial"/>
+          <w:b/>
+          <w:bCs/>
+          <w:noProof/>
+          <w:sz w:val="28"/>
+          <w:szCs w:val="28"/>
+        </w:rPr>
+        <mc:AlternateContent>
+          <mc:Choice Requires="wpi">
+            <w:drawing>
+              <wp:anchor distT="0" distB="0" distL="114300" distR="114300" simplePos="0" relativeHeight="251676672" behindDoc="0" locked="0" layoutInCell="1" allowOverlap="1" wp14:anchorId="4AC50491" wp14:editId="18262B70">
+                <wp:simplePos x="0" y="0"/>
+                <wp:positionH relativeFrom="column">
+                  <wp:posOffset>-426720</wp:posOffset>
+                </wp:positionH>
+                <wp:positionV relativeFrom="paragraph">
+                  <wp:posOffset>1864995</wp:posOffset>
+                </wp:positionV>
+                <wp:extent cx="1130300" cy="480440"/>
+                <wp:effectExtent l="38100" t="38100" r="12700" b="34290"/>
+                <wp:wrapNone/>
+                <wp:docPr id="498206316" name="Tinta 18"/>
+                <wp:cNvGraphicFramePr>
+                  <a:graphicFrameLocks xmlns:a="http://schemas.openxmlformats.org/drawingml/2006/main"/>
+                </wp:cNvGraphicFramePr>
+                <a:graphic xmlns:a="http://schemas.openxmlformats.org/drawingml/2006/main">
+                  <a:graphicData uri="http://schemas.microsoft.com/office/word/2010/wordprocessingInk">
+                    <w14:contentPart bwMode="auto" r:id="rId28">
+                      <w14:nvContentPartPr>
+                        <w14:cNvContentPartPr>
+                          <a14:cpLocks xmlns:a14="http://schemas.microsoft.com/office/drawing/2010/main" noRot="1"/>
+                        </w14:cNvContentPartPr>
+                      </w14:nvContentPartPr>
+                      <w14:xfrm>
+                        <a:off x="0" y="0"/>
+                        <a:ext cx="1130300" cy="480440"/>
+                      </w14:xfrm>
+                    </w14:contentPart>
+                  </a:graphicData>
+                </a:graphic>
+              </wp:anchor>
+            </w:drawing>
+          </mc:Choice>
+          <mc:Fallback>
+            <w:pict>
+              <v:shape w14:anchorId="17069F73" id="Tinta 18" o:spid="_x0000_s1026" type="#_x0000_t75" style="position:absolute;margin-left:-34.1pt;margin-top:146.35pt;width:89.95pt;height:38.85pt;z-index:251676672;visibility:visible;mso-wrap-style:square;mso-wrap-distance-left:9pt;mso-wrap-distance-top:0;mso-wrap-distance-right:9pt;mso-wrap-distance-bottom:0;mso-position-horizontal:absolute;mso-position-horizontal-relative:text;mso-position-vertical:absolute;mso-position-vertical-relative:text" o:gfxdata="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">
+                <v:imagedata r:id="rId29" o:title=""/>
+                <o:lock v:ext="edit" rotation="t" aspectratio="f"/>
+              </v:shape>
+            </w:pict>
+          </mc:Fallback>
+        </mc:AlternateContent>
+      </w:r>
+      <w:r>
+        <w:rPr>
+          <w:rFonts w:ascii="Arial" w:hAnsi="Arial" w:cs="Arial"/>
+          <w:b/>
+          <w:bCs/>
+          <w:noProof/>
+          <w:sz w:val="28"/>
+          <w:szCs w:val="28"/>
+        </w:rPr>
+        <mc:AlternateContent>
+          <mc:Choice Requires="wpi">
+            <w:drawing>
+              <wp:anchor distT="0" distB="0" distL="114300" distR="114300" simplePos="0" relativeHeight="251667456" behindDoc="0" locked="0" layoutInCell="1" allowOverlap="1" wp14:anchorId="75184FC6" wp14:editId="4197112B">
+                <wp:simplePos x="0" y="0"/>
+                <wp:positionH relativeFrom="column">
+                  <wp:posOffset>-259715</wp:posOffset>
+                </wp:positionH>
+                <wp:positionV relativeFrom="paragraph">
+                  <wp:posOffset>1450340</wp:posOffset>
+                </wp:positionV>
+                <wp:extent cx="1344930" cy="409450"/>
+                <wp:effectExtent l="38100" t="38100" r="0" b="29210"/>
+                <wp:wrapNone/>
+                <wp:docPr id="815191855" name="Tinta 9"/>
+                <wp:cNvGraphicFramePr>
+                  <a:graphicFrameLocks xmlns:a="http://schemas.openxmlformats.org/drawingml/2006/main"/>
+                </wp:cNvGraphicFramePr>
+                <a:graphic xmlns:a="http://schemas.openxmlformats.org/drawingml/2006/main">
+                  <a:graphicData uri="http://schemas.microsoft.com/office/word/2010/wordprocessingInk">
+                    <w14:contentPart bwMode="auto" r:id="rId30">
+                      <w14:nvContentPartPr>
+                        <w14:cNvContentPartPr>
+                          <a14:cpLocks xmlns:a14="http://schemas.microsoft.com/office/drawing/2010/main" noRot="1"/>
+                        </w14:cNvContentPartPr>
+                      </w14:nvContentPartPr>
+                      <w14:xfrm>
+                        <a:off x="0" y="0"/>
+                        <a:ext cx="1344930" cy="409450"/>
+                      </w14:xfrm>
+                    </w14:contentPart>
+                  </a:graphicData>
+                </a:graphic>
+              </wp:anchor>
+            </w:drawing>
+          </mc:Choice>
+          <mc:Fallback>
+            <w:pict>
+              <v:shape w14:anchorId="1A36A425" id="Tinta 9" o:spid="_x0000_s1026" type="#_x0000_t75" style="position:absolute;margin-left:-20.95pt;margin-top:113.7pt;width:106.85pt;height:33.25pt;z-index:251667456;visibility:visible;mso-wrap-style:square;mso-wrap-distance-left:9pt;mso-wrap-distance-top:0;mso-wrap-distance-right:9pt;mso-wrap-distance-bottom:0;mso-position-horizontal:absolute;mso-position-horizontal-relative:text;mso-position-vertical:absolute;mso-position-vertical-relative:text" o:gfxdata="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">
+                <v:imagedata r:id="rId31" o:title=""/>
+                <o:lock v:ext="edit" rotation="t" aspectratio="f"/>
+              </v:shape>
+            </w:pict>
+          </mc:Fallback>
+        </mc:AlternateContent>
+      </w:r>
+      <w:r>
+        <w:rPr>
+          <w:rFonts w:ascii="Arial" w:hAnsi="Arial" w:cs="Arial"/>
+          <w:b/>
+          <w:bCs/>
+          <w:noProof/>
+          <w:sz w:val="28"/>
+          <w:szCs w:val="28"/>
+        </w:rPr>
+        <mc:AlternateContent>
+          <mc:Choice Requires="wpi">
+            <w:drawing>
+              <wp:anchor distT="0" distB="0" distL="114300" distR="114300" simplePos="0" relativeHeight="251663360" behindDoc="0" locked="0" layoutInCell="1" allowOverlap="1" wp14:anchorId="00EFDA86" wp14:editId="17FA02F1">
+                <wp:simplePos x="0" y="0"/>
+                <wp:positionH relativeFrom="column">
+                  <wp:posOffset>-409575</wp:posOffset>
+                </wp:positionH>
+                <wp:positionV relativeFrom="paragraph">
+                  <wp:posOffset>991870</wp:posOffset>
+                </wp:positionV>
+                <wp:extent cx="408940" cy="560070"/>
+                <wp:effectExtent l="38100" t="38100" r="0" b="30480"/>
+                <wp:wrapNone/>
+                <wp:docPr id="1755603199" name="Tinta 5"/>
+                <wp:cNvGraphicFramePr>
+                  <a:graphicFrameLocks xmlns:a="http://schemas.openxmlformats.org/drawingml/2006/main"/>
+                </wp:cNvGraphicFramePr>
+                <a:graphic xmlns:a="http://schemas.openxmlformats.org/drawingml/2006/main">
+                  <a:graphicData uri="http://schemas.microsoft.com/office/word/2010/wordprocessingInk">
+                    <w14:contentPart bwMode="auto" r:id="rId32">
+                      <w14:nvContentPartPr>
+                        <w14:cNvContentPartPr>
+                          <a14:cpLocks xmlns:a14="http://schemas.microsoft.com/office/drawing/2010/main" noRot="1"/>
+                        </w14:cNvContentPartPr>
+                      </w14:nvContentPartPr>
+                      <w14:xfrm>
+                        <a:off x="0" y="0"/>
+                        <a:ext cx="408940" cy="560070"/>
+                      </w14:xfrm>
+                    </w14:contentPart>
+                  </a:graphicData>
+                </a:graphic>
+              </wp:anchor>
+            </w:drawing>
+          </mc:Choice>
+          <mc:Fallback>
+            <w:pict>
+              <v:shape w14:anchorId="6756851B" id="Tinta 5" o:spid="_x0000_s1026" type="#_x0000_t75" style="position:absolute;margin-left:-32.75pt;margin-top:77.6pt;width:33.15pt;height:45.05pt;z-index:251663360;visibility:visible;mso-wrap-style:square;mso-wrap-distance-left:9pt;mso-wrap-distance-top:0;mso-wrap-distance-right:9pt;mso-wrap-distance-bottom:0;mso-position-horizontal:absolute;mso-position-horizontal-relative:text;mso-position-vertical:absolute;mso-position-vertical-relative:text" o:gfxdata="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">
+                <v:imagedata r:id="rId33" o:title=""/>
+                <o:lock v:ext="edit" rotation="t" aspectratio="f"/>
+              </v:shape>
+            </w:pict>
+          </mc:Fallback>
+        </mc:AlternateContent>
+      </w:r>
+      <w:r>
+        <w:rPr>
+          <w:rFonts w:ascii="Arial" w:hAnsi="Arial" w:cs="Arial"/>
+          <w:b/>
+          <w:bCs/>
+          <w:noProof/>
+          <w:sz w:val="28"/>
+          <w:szCs w:val="28"/>
+        </w:rPr>
         <w:drawing>
           <wp:inline distT="0" distB="0" distL="0" distR="0" wp14:anchorId="2FC7DC32" wp14:editId="21572C67">
             <wp:extent cx="4763135" cy="3848735"/>
@@ -470,7 +1129,7 @@
                     </pic:cNvPicPr>
                   </pic:nvPicPr>
                   <pic:blipFill>
-                    <a:blip r:embed="rId10"/>
+                    <a:blip r:embed="rId34"/>
                     <a:srcRect l="14419" t="2055" r="15965" b="3304"/>
                     <a:stretch>
                       <a:fillRect/>
@@ -533,25 +1192,7 @@
           <w:highlight w:val="yellow"/>
           <w14:ligatures w14:val="standardContextual"/>
         </w:rPr>
-        <w:t xml:space="preserve">Criar um ator chamado </w:t>
-      </w:r>
-      <w:proofErr w:type="spellStart"/>
-      <w:r>
-        <w:rPr>
-          <w:color w:val="000000"/>
-          <w:highlight w:val="yellow"/>
-          <w14:ligatures w14:val="standardContextual"/>
-        </w:rPr>
-        <w:t>Usuario</w:t>
-      </w:r>
-      <w:proofErr w:type="spellEnd"/>
-      <w:r>
-        <w:rPr>
-          <w:color w:val="000000"/>
-          <w:highlight w:val="yellow"/>
-          <w14:ligatures w14:val="standardContextual"/>
-        </w:rPr>
-        <w:t xml:space="preserve"> – que pode fazer login e recuperar senha</w:t>
+        <w:t>Criar um ator chamado Usuario – que pode fazer login e recuperar senha</w:t>
       </w:r>
     </w:p>
     <w:p>
@@ -569,7 +1210,15 @@
           <w:highlight w:val="yellow"/>
           <w14:ligatures w14:val="standardContextual"/>
         </w:rPr>
-        <w:t>Especializa responsável que especializa administrador</w:t>
+        <w:t>Especializa responsável que</w:t>
+      </w:r>
+      <w:r>
+        <w:rPr>
+          <w:color w:val="000000"/>
+          <w:highlight w:val="yellow"/>
+          <w14:ligatures w14:val="standardContextual"/>
+        </w:rPr>
+        <w:t xml:space="preserve"> pode fazer tudo eespecializa</w:t>
       </w:r>
     </w:p>
     <w:p>
@@ -616,32 +1265,14 @@
           <w:highlight w:val="yellow"/>
           <w14:ligatures w14:val="standardContextual"/>
         </w:rPr>
-        <w:t xml:space="preserve">ACERTAR ESSE DIAGRAMA COM O MESMO </w:t>
-      </w:r>
-      <w:proofErr w:type="gramStart"/>
-      <w:r>
-        <w:rPr>
-          <w:color w:val="000000"/>
-          <w:highlight w:val="yellow"/>
-          <w14:ligatures w14:val="standardContextual"/>
-        </w:rPr>
-        <w:t>NUMERO</w:t>
-      </w:r>
-      <w:proofErr w:type="gramEnd"/>
-      <w:r>
-        <w:rPr>
-          <w:color w:val="000000"/>
-          <w:highlight w:val="yellow"/>
-          <w14:ligatures w14:val="standardContextual"/>
-        </w:rPr>
-        <w:t xml:space="preserve"> DE CASOS DE USO DA LISTA DE REQUISITOS</w:t>
+        <w:t>ACERTAR ESSE DIAGRAMA COM O MESMO NUMERO DE CASOS DE USO DA LISTA DE REQUISITOS</w:t>
       </w:r>
     </w:p>
     <w:sectPr>
-      <w:headerReference w:type="even" r:id="rId11"/>
-      <w:headerReference w:type="default" r:id="rId12"/>
-      <w:footerReference w:type="even" r:id="rId13"/>
-      <w:footerReference w:type="default" r:id="rId14"/>
+      <w:headerReference w:type="even" r:id="rId35"/>
+      <w:headerReference w:type="default" r:id="rId36"/>
+      <w:footerReference w:type="even" r:id="rId37"/>
+      <w:footerReference w:type="default" r:id="rId38"/>
       <w:pgSz w:w="11906" w:h="16838"/>
       <w:pgMar w:top="766" w:right="1298" w:bottom="1661" w:left="1298" w:header="709" w:footer="709" w:gutter="0"/>
       <w:cols w:space="720"/>
@@ -1536,6 +2167,360 @@
 </w:styles>
 </file>
 
+<file path=word/ink/ink1.xml><?xml version="1.0" encoding="utf-8"?>
+<inkml:ink xmlns:inkml="http://www.w3.org/2003/InkML">
+  <inkml:definitions>
+    <inkml:context xml:id="ctx0">
+      <inkml:inkSource xml:id="inkSrc0">
+        <inkml:traceFormat>
+          <inkml:channel name="X" type="integer" min="-2.14748E9" max="2.14748E9" units="cm"/>
+          <inkml:channel name="Y" type="integer" min="-2.14748E9" max="2.14748E9" units="cm"/>
+          <inkml:channel name="F" type="integer" max="32767" units="dev"/>
+        </inkml:traceFormat>
+        <inkml:channelProperties>
+          <inkml:channelProperty channel="X" name="resolution" value="1000" units="1/cm"/>
+          <inkml:channelProperty channel="Y" name="resolution" value="1000" units="1/cm"/>
+          <inkml:channelProperty channel="F" name="resolution" value="0" units="1/dev"/>
+        </inkml:channelProperties>
+      </inkml:inkSource>
+      <inkml:timestamp xml:id="ts0" timeString="2026-10-23T01:14:23.456"/>
+    </inkml:context>
+    <inkml:brush xml:id="br0">
+      <inkml:brushProperty name="width" value="0.035" units="cm"/>
+      <inkml:brushProperty name="height" value="0.035" units="cm"/>
+      <inkml:brushProperty name="color" value="#E71224"/>
+    </inkml:brush>
+  </inkml:definitions>
+  <inkml:trace contextRef="#ctx0" brushRef="#br0">1968 116 24575,'-58'-4'0,"1"-2"0,0-2 0,-112-32 0,102 22 0,0 2 0,-79-6 0,121 21 0,1 1 0,0 1 0,0 1 0,-47 10 0,-88 36 0,116-33 0,0-1 0,-1-3 0,-79 11 0,87-17 0,1 2 0,-65 20 0,-12 2 0,76-21 0,-1 1 0,1 2 0,1 2 0,0 1 0,-64 36 0,92-45 0,0 1 0,1-1 0,-1 1 0,1 1 0,0-1 0,1 1 0,-1 0 0,1 0 0,1 0 0,0 1 0,-5 9 0,-4 15 0,-14 51 0,10-29 0,-6 10 0,12-41 0,2 1 0,1 0 0,1 0 0,2 0 0,0 1 0,1 0 0,-1 32 0,6-45 0,-1-4 0,0 1 0,1-1 0,0 0 0,3 12 0,-3-16 0,0-1 0,1 0 0,0 1 0,0-1 0,0 0 0,0 0 0,0 0 0,0 0 0,1 0 0,0 0 0,-1-1 0,7 5 0,7 3 0,-1 0 0,2-1 0,-1 0 0,1-2 0,1 0 0,21 5 0,113 21 0,-135-30 0,125 17 0,1-5 0,184-6 0,-286-9 0,-3 1 0,-1-2 0,50-8 0,-75 7 0,0-1 0,0-1 0,0 1 0,0-2 0,-1 0 0,0 0 0,0-1 0,0 0 0,-1-1 0,0 0 0,10-10 0,9-8 0,1 0 0,1 2 0,59-32 0,-36 21 0,96-78 0,-144 107 0,15-15 0,-1 0 0,-1-2 0,0 0 0,-2-1 0,19-33 0,-14 22 0,44-52 0,-49 66 0,0 0 0,-1-2 0,-1 1 0,12-27 0,23-60 0,-45 98-273,0-1 0,-1 0 0,0 0 0,3-18 0,-3 13-6553</inkml:trace>
+</inkml:ink>
+</file>
+
+<file path=word/ink/ink10.xml><?xml version="1.0" encoding="utf-8"?>
+<inkml:ink xmlns:inkml="http://www.w3.org/2003/InkML">
+  <inkml:definitions>
+    <inkml:context xml:id="ctx0">
+      <inkml:inkSource xml:id="inkSrc0">
+        <inkml:traceFormat>
+          <inkml:channel name="X" type="integer" min="-2.14748E9" max="2.14748E9" units="cm"/>
+          <inkml:channel name="Y" type="integer" min="-2.14748E9" max="2.14748E9" units="cm"/>
+          <inkml:channel name="F" type="integer" max="32767" units="dev"/>
+        </inkml:traceFormat>
+        <inkml:channelProperties>
+          <inkml:channelProperty channel="X" name="resolution" value="1000" units="1/cm"/>
+          <inkml:channelProperty channel="Y" name="resolution" value="1000" units="1/cm"/>
+          <inkml:channelProperty channel="F" name="resolution" value="0" units="1/dev"/>
+        </inkml:channelProperties>
+      </inkml:inkSource>
+      <inkml:timestamp xml:id="ts0" timeString="2026-10-23T01:12:50.214"/>
+    </inkml:context>
+    <inkml:brush xml:id="br0">
+      <inkml:brushProperty name="width" value="0.035" units="cm"/>
+      <inkml:brushProperty name="height" value="0.035" units="cm"/>
+      <inkml:brushProperty name="color" value="#E71224"/>
+    </inkml:brush>
+  </inkml:definitions>
+  <inkml:trace contextRef="#ctx0" brushRef="#br0">1007 319 24575,'2'2'0,"0"0"0,0 1 0,0-1 0,0-1 0,0 1 0,0 0 0,0 0 0,1-1 0,-1 0 0,1 1 0,-1-1 0,1 0 0,0 0 0,-1 0 0,1 0 0,0-1 0,5 1 0,51 4 0,-55-4 0,7-1 0,0 0 0,0 0 0,0-1 0,0 0 0,0-1 0,0 0 0,13-5 0,-19 5 0,0-1 0,0 1 0,0-1 0,0-1 0,0 1 0,-1 0 0,1-1 0,-1 0 0,0 0 0,0-1 0,-1 1 0,1-1 0,-1 1 0,0-1 0,4-10 0,0-2 0,-1-1 0,0 1 0,-2-1 0,0-1 0,-1 1 0,-1 0 0,0-1 0,-2-22 0,1-6 0,-1 45 0,0 1 0,0 0 0,0-1 0,0 1 0,0 0 0,0-1 0,1 1 0,-1 0 0,0-1 0,0 1 0,1 0 0,-1 0 0,1 0 0,0-1 0,-1 1 0,1 0 0,0 0 0,-1 0 0,1 0 0,0 0 0,0 0 0,0 0 0,0 0 0,0 0 0,0 1 0,0-1 0,0 0 0,0 1 0,1-1 0,-1 1 0,0-1 0,0 1 0,1-1 0,-1 1 0,0 0 0,0 0 0,1-1 0,-1 1 0,0 0 0,1 0 0,-1 0 0,0 1 0,1-1 0,-1 0 0,0 0 0,2 1 0,2 1 0,0-1 0,-1 1 0,1 1 0,0-1 0,-1 0 0,1 1 0,-1 0 0,0 0 0,0 0 0,6 6 0,-2 3 0,1 1 0,-2 0 0,0 0 0,0 0 0,-1 1 0,-1 0 0,0 0 0,-1 1 0,3 18 0,-1-8 0,18 47 0,-22-67 0,0 1 0,1-2 0,-1 1 0,1 0 0,0 0 0,0-1 0,1 0 0,-1 0 0,7 5 0,-7-7 0,0 0 0,0 0 0,1 0 0,-1-1 0,1 1 0,-1-1 0,1 0 0,0 0 0,0 0 0,-1-1 0,1 1 0,0-1 0,0 0 0,5-1 0,25 1 0,67-12 0,-91 10 0,0 0 0,-1-1 0,1 0 0,-1 0 0,1-1 0,-1-1 0,0 1 0,-1-1 0,1-1 0,-1 0 0,11-9 0,-17 12 0,1 0 0,-1 0 0,0 0 0,0 0 0,0-1 0,0 1 0,-1 0 0,0-1 0,1 1 0,-1-1 0,0 0 0,-1 1 0,1-1 0,0 0 0,-1-5 0,0 8 0,0-1 0,0 1 0,0 0 0,-1 0 0,1-1 0,0 1 0,-1 0 0,1 0 0,-1-1 0,1 1 0,-1 0 0,0 0 0,1 0 0,-1 0 0,0 0 0,0 0 0,0 0 0,-1-2 0,0 3 0,0-1 0,1 0 0,-1 1 0,1-1 0,-1 1 0,0-1 0,0 1 0,1 0 0,-1 0 0,0-1 0,0 1 0,1 1 0,-1-1 0,0 0 0,1 0 0,-1 1 0,-3 0 0,2 0 0,-1 1 0,1-1 0,0 1 0,0 0 0,0-1 0,0 1 0,0 1 0,0-1 0,1 0 0,-1 1 0,1-1 0,0 1 0,0 0 0,-1 0 0,2 0 0,-1 0 0,0 0 0,1 0 0,-1 0 0,1 1 0,0-1 0,0 1 0,0-1 0,0 6 0,-1 9 0,0-1 0,1 1 0,3 27 0,-2-42 0,0 1 0,1-1 0,-1 1 0,1-1 0,0 0 0,0 1 0,0-1 0,0 0 0,1 1 0,0-1 0,-1 0 0,1 0 0,0 0 0,0-1 0,1 1 0,-1 0 0,0-1 0,1 0 0,0 1 0,-1-1 0,1 0 0,0 0 0,0 0 0,0-1 0,1 1 0,-1-1 0,0 0 0,1 0 0,-1 0 0,7 1 0,8 1 0,1-2 0,-1 0 0,0-1 0,31-3 0,-36 2 0,-7 0 0,0 0 0,0 0 0,0 0 0,0-1 0,0 0 0,0 0 0,-1 0 0,1-1 0,-1 0 0,0 0 0,1 0 0,-2-1 0,1 0 0,0 0 0,-1 0 0,1 0 0,-1-1 0,-1 0 0,5-5 0,4-9 0,-2-1 0,0 1 0,13-41 0,-13 34 0,-10 26 0,0-1 0,0 0 0,0 1 0,0-1 0,1 1 0,-1-1 0,0 1 0,0-1 0,1 1 0,-1-1 0,0 1 0,1-1 0,-1 1 0,1-1 0,-1 1 0,0 0 0,1-1 0,-1 1 0,1 0 0,-1-1 0,1 1 0,-1 0 0,1 0 0,0-1 0,-1 1 0,1 0 0,-1 0 0,1 0 0,-1 0 0,1 0 0,0 0 0,0 0 0,0 0 0,1 1 0,-1-1 0,1 1 0,-1 0 0,1 0 0,-1 0 0,0-1 0,1 1 0,-1 0 0,0 1 0,2 1 0,28 38 0,-30-40 0,12 21 0,18 38 0,-27-51 0,-1-1 0,0 1 0,0-1 0,-1 1 0,0 0 0,-1 0 0,0 0 0,0 12 0,-1-20 0,-1 1 0,1-1 0,0 0 0,-1 0 0,1 1 0,-1-1 0,1 0 0,-1 0 0,0 0 0,0 0 0,1 1 0,-1-1 0,0 0 0,0 0 0,0-1 0,0 1 0,0 0 0,0 0 0,0 0 0,0-1 0,0 1 0,-1 0 0,1-1 0,0 1 0,0-1 0,-1 0 0,1 1 0,0-1 0,0 0 0,-1 0 0,1 0 0,0 0 0,-3 0 0,3 0 0,-1 1 0,1-1 0,-1 0 0,1-1 0,0 1 0,-1 0 0,1 0 0,-1 0 0,1-1 0,0 1 0,-1-1 0,1 1 0,0-1 0,-1 0 0,1 1 0,0-1 0,0 0 0,0 0 0,0 0 0,0 0 0,0 0 0,0 0 0,0 0 0,0 0 0,0 0 0,0-1 0,1 1 0,-1 0 0,0-3 0,1 3 0,0 1 0,0-1 0,0 0 0,1 1 0,-1-1 0,0 0 0,1 1 0,-1-1 0,1 0 0,-1 1 0,1-1 0,-1 1 0,1-1 0,-1 1 0,1-1 0,0 1 0,-1-1 0,1 1 0,0 0 0,-1-1 0,1 1 0,0 0 0,-1 0 0,1-1 0,0 1 0,-1 0 0,1 0 0,0 0 0,0 0 0,-1 0 0,1 0 0,1 0 0,33-1 0,-30 1 0,66 2 0,-43 0 0,0-2 0,0 0 0,31-5 0,-52 3 0,0-1 0,0 1 0,0-1 0,0-1 0,-1 1 0,0-1 0,1 0 0,-1 0 0,-1-1 0,7-5 0,28-20 0,-39 30 0,0-1 0,-1 1 0,1 0 0,-1-1 0,1 1 0,-1 0 0,1 0 0,0 0 0,-1 0 0,1 0 0,-1 0 0,1 0 0,0 0 0,-1 0 0,1 0 0,-1 0 0,1 0 0,0 0 0,-1 0 0,1 0 0,-1 0 0,1 1 0,-1-1 0,1 0 0,-1 1 0,1-1 0,-1 0 0,1 1 0,-1-1 0,1 0 0,-1 1 0,1-1 0,-1 1 0,0-1 0,1 1 0,-1-1 0,0 1 0,1-1 0,-1 1 0,0-1 0,0 1 0,1 0 0,-1-1 0,0 1 0,0-1 0,0 1 0,0 0 0,0 0 0,4 38 0,-4-33 0,-1 273 0,0-197 0,2-115 0,2 0 0,2 0 0,1 0 0,1 1 0,17-45 0,72-149 0,-88 210 0,0 1 0,1 0 0,0 1 0,1 0 0,1 0 0,0 1 0,1 0 0,19-14 0,-21 19 0,1 1 0,0 0 0,0 1 0,1 0 0,-1 0 0,2 2 0,-1-1 0,0 1 0,1 1 0,-1 1 0,22-3 0,-30 5 0,3-1 0,0 0 0,0 1 0,0 0 0,-1 0 0,1 1 0,9 1 0,-14-1 0,0 0 0,0-1 0,-1 1 0,1 0 0,-1 0 0,1 0 0,0 0 0,-1 0 0,0 1 0,1-1 0,-1 0 0,0 1 0,0-1 0,1 1 0,-1-1 0,0 1 0,-1 0 0,1-1 0,0 1 0,0 0 0,-1 0 0,1-1 0,-1 1 0,1 0 0,-1 0 0,0 0 0,0 2 0,-1 56-1365,1-50-5461</inkml:trace>
+  <inkml:trace contextRef="#ctx0" brushRef="#br0" timeOffset="1676.62">556 351 24575,'-8'0'0,"-19"0"0,-33 4 0,54-3 0,-1 0 0,0 0 0,0 1 0,1 0 0,-1 0 0,1 1 0,0 0 0,-1 0 0,1 0 0,-6 6 0,10-7 0,0 0 0,1 0 0,-1 0 0,0 0 0,1 0 0,0 1 0,0-1 0,0 0 0,0 1 0,0-1 0,0 1 0,0-1 0,1 1 0,-1 0 0,1-1 0,0 5 0,2 50 0,1-30 0,-4-22 0,2-1 0,-1 1 0,0-1 0,1 0 0,0 1 0,0-1 0,0 1 0,1-1 0,-1 0 0,1 0 0,0 0 0,0 0 0,1 0 0,4 7 0,-3-7 0,1-1 0,-1 1 0,1-1 0,0 0 0,-1 0 0,1 0 0,1-1 0,-1 0 0,0 0 0,0 0 0,10 1 0,5 2 0,1-1 0,-1-1 0,1-1 0,0-1 0,0-1 0,0 0 0,0-2 0,-1-1 0,22-4 0,-38 5 0,-1 1 0,0-1 0,1 0 0,-1 1 0,0-1 0,0-1 0,0 1 0,0 0 0,0-1 0,0 0 0,-1 1 0,1-1 0,-1 0 0,0 0 0,0-1 0,0 1 0,0 0 0,0-1 0,-1 1 0,0-1 0,0 1 0,0-1 0,1-6 0,1-9 0,-2 1 0,0 0 0,-2-33 0,-1 16 0,2 30 0,0 0 0,-1-1 0,0 1 0,0 0 0,0 0 0,0 0 0,-1 0 0,0 0 0,0 0 0,-1 0 0,1 0 0,-1 1 0,0-1 0,0 1 0,-1 0 0,1 0 0,-1 0 0,0 0 0,0 1 0,0-1 0,0 1 0,-1 0 0,1 0 0,-1 1 0,0 0 0,1-1 0,-1 1 0,-1 1 0,1-1 0,0 1 0,0 0 0,0 0 0,-1 1 0,1-1 0,0 1 0,-1 0 0,1 1 0,0-1 0,-1 1 0,1 0 0,0 0 0,0 1 0,0 0 0,-6 2 0,-47 18-1365,26-13-5461</inkml:trace>
+  <inkml:trace contextRef="#ctx0" brushRef="#br0" timeOffset="3597.09">648 721 24575,'-4'1'0,"0"0"0,1 1 0,-1-1 0,1 1 0,0 0 0,-1 0 0,1 0 0,0 1 0,0-1 0,0 1 0,1 0 0,-1-1 0,-2 6 0,-8 4 0,-9 7 0,-1-1 0,-1-1 0,-42 23 0,-83 31 0,23-13 0,120-55 0,-25 13 0,-1-1 0,-54 17 0,69-31 0,16-1 0,1 0 0,0 0 0,-1-1 0,1 1 0,0 0 0,0 0 0,-1 0 0,1-1 0,0 1 0,0 0 0,0 0 0,-1-1 0,1 1 0,0 0 0,0-1 0,0 1 0,0 0 0,-1 0 0,1-1 0,0 1 0,0 0 0,0-1 0,0 1 0,0 0 0,0-1 0,0 1 0,0 0 0,0-1 0,1-1 0,-1 0 0,1 0 0,-1 0 0,1 0 0,0 1 0,0-1 0,0 0 0,0 1 0,0-1 0,1 1 0,-1-1 0,0 1 0,4-3 0,11-9 0,1 1 0,1 1 0,0 1 0,25-12 0,84-27 0,-60 25 0,143-59 0,-195 79 0,1 1 0,-1 1 0,1 0 0,0 2 0,-1 0 0,25 2 0,11 0 0,-23-2 0,-11-1 0,1 1 0,20 3 0,-33-2 0,1 0 0,0 1 0,-1-1 0,1 1 0,-1 1 0,0-1 0,1 0 0,-1 1 0,0 0 0,7 6 0,27 27-459,66 80 0,-96-106 12,0 1-6379</inkml:trace>
+  <inkml:trace contextRef="#ctx0" brushRef="#br0" timeOffset="5196.66">740 833 24575,'-1'1'0,"1"-1"0,-1 1 0,0-1 0,1 0 0,-1 1 0,1 0 0,-1-1 0,1 1 0,-1-1 0,1 1 0,0 0 0,-1-1 0,1 1 0,0 0 0,-1-1 0,1 1 0,0 0 0,0 0 0,0-1 0,-1 1 0,1 0 0,0 0 0,0-1 0,0 3 0,-1 24 0,1-23 0,-1 42 0,-6 92 0,4-119 0,0 0 0,0 0 0,-2 0 0,-1-1 0,-8 20 0,14-37 0,-1 0 0,0 1 0,0-1 0,0 0 0,0 0 0,0 0 0,0 0 0,0 0 0,-1 0 0,1 0 0,0 0 0,-1 0 0,1 0 0,0-1 0,-1 1 0,1 0 0,-1-1 0,1 1 0,-1-1 0,1 0 0,-4 1 0,-37-2 0,22 0 0,-13 3 0,-1 1 0,0 1 0,1 2 0,0 2 0,-36 12 0,92-28 0,9-5 0,60-14 0,-40 20 0,0 3 0,1 2 0,77 7 0,-126-4 6,-1 0 0,1 1 0,0-1 0,-1 1 0,1-1 1,-1 1-1,0 0 0,1 1 0,-1-1 0,0 0 0,0 1 0,0 0 0,-1 0 0,1-1 0,-1 2 0,0-1 0,4 6 0,5 10-583,17 34 0,-26-48 257,2 4-6506</inkml:trace>
+</inkml:ink>
+</file>
+
+<file path=word/ink/ink11.xml><?xml version="1.0" encoding="utf-8"?>
+<inkml:ink xmlns:inkml="http://www.w3.org/2003/InkML">
+  <inkml:definitions>
+    <inkml:context xml:id="ctx0">
+      <inkml:inkSource xml:id="inkSrc0">
+        <inkml:traceFormat>
+          <inkml:channel name="X" type="integer" min="-2.14748E9" max="2.14748E9" units="cm"/>
+          <inkml:channel name="Y" type="integer" min="-2.14748E9" max="2.14748E9" units="cm"/>
+          <inkml:channel name="F" type="integer" max="32767" units="dev"/>
+        </inkml:traceFormat>
+        <inkml:channelProperties>
+          <inkml:channelProperty channel="X" name="resolution" value="1000" units="1/cm"/>
+          <inkml:channelProperty channel="Y" name="resolution" value="1000" units="1/cm"/>
+          <inkml:channelProperty channel="F" name="resolution" value="0" units="1/dev"/>
+        </inkml:channelProperties>
+      </inkml:inkSource>
+      <inkml:timestamp xml:id="ts0" timeString="2026-10-23T01:12:43.007"/>
+    </inkml:context>
+    <inkml:brush xml:id="br0">
+      <inkml:brushProperty name="width" value="0.035" units="cm"/>
+      <inkml:brushProperty name="height" value="0.035" units="cm"/>
+      <inkml:brushProperty name="color" value="#E71224"/>
+    </inkml:brush>
+  </inkml:definitions>
+  <inkml:trace contextRef="#ctx0" brushRef="#br0">919 273 24575,'2'-3'0,"-1"0"0,1 0 0,0 0 0,0 0 0,0 0 0,0 1 0,1-1 0,-1 1 0,6-5 0,4-5 0,19-26 0,-17 23 0,-1-1 0,13-23 0,-22 33 0,-1 0 0,0 0 0,-1 0 0,1-1 0,-1 1 0,0-1 0,-1 0 0,0 1 0,0-1 0,0-13 0,-1 16 0,-1-23 0,1 22 0,-1 17 0,0 63 0,-1-22 0,8 82 0,-4-124 0,0 1 0,1-1 0,0 0 0,1 0 0,0-1 0,1 1 0,7 11 0,-10-18 0,1 0 0,0-1 0,0 1 0,0-1 0,0 1 0,0-1 0,1 0 0,-1 0 0,6 3 0,-6-5 0,-1 0 0,0 0 0,0 0 0,1 0 0,-1-1 0,1 1 0,-1-1 0,1 1 0,-1-1 0,1 0 0,-1 0 0,1 0 0,-1 0 0,1 0 0,-1-1 0,1 1 0,-1-1 0,3-1 0,2-2 0,0 0 0,0-1 0,-1 0 0,1 0 0,-1-1 0,-1 0 0,1 0 0,-1 0 0,9-15 0,0 3 0,-4 4 0,0 1 0,0-2 0,-1 1 0,-1-1 0,-1 0 0,7-18 0,-11 117 0,-4-61 0,0-3 0,1 0 0,1 0 0,6 36 0,-6-51 0,0-1 0,0 1 0,1-1 0,-1 0 0,1 1 0,0-1 0,0 0 0,1 0 0,-1 0 0,1 0 0,0-1 0,0 1 0,0-1 0,0 1 0,0-1 0,1 0 0,0-1 0,-1 1 0,1 0 0,0-1 0,0 0 0,6 2 0,-7-3 0,1-1 0,-1 1 0,0-1 0,0 0 0,1 0 0,-1 0 0,0 0 0,0 0 0,1-1 0,-1 1 0,0-1 0,0 0 0,0 0 0,0-1 0,0 1 0,0 0 0,0-1 0,4-3 0,7-5 0,0 0 0,17-19 0,-8 8 0,-13 13 0,0-1 0,0 0 0,-1-1 0,0 0 0,-1 0 0,0-1 0,-1 0 0,0-1 0,0 1 0,-1-1 0,-1-1 0,0 1 0,-1-1 0,3-14 0,-7 25 0,0 1 0,1 0 0,-1-1 0,0 1 0,0 0 0,1-1 0,-1 1 0,0 0 0,1-1 0,0 1 0,-1 0 0,1 0 0,0 0 0,-1 0 0,1 0 0,0 0 0,2-2 0,-2 3 0,0 1 0,0-1 0,0 1 0,0 0 0,0-1 0,1 1 0,-1 0 0,0-1 0,0 1 0,0 0 0,-1 0 0,1 0 0,0 0 0,0 0 0,0 0 0,-1 0 0,2 2 0,-1-2 0,5 6 0,0-1 0,-1 2 0,1-1 0,-1 1 0,-1-1 0,0 1 0,0 1 0,0-1 0,-1 0 0,0 1 0,3 17 0,-1 3 0,-3-23 0,0 0 0,-1 0 0,0 0 0,0 0 0,-1 1 0,1-1 0,-1 0 0,-1 1 0,1-1 0,-1 0 0,-2 9 0,41-27 0,54-16 0,63-24 0,-148 48 0,-1 0 0,1 0 0,-1-1 0,0 0 0,0 0 0,-1 0 0,0-1 0,1 0 0,-2 0 0,1 0 0,-1 0 0,0-1 0,0 0 0,-1 0 0,3-8 0,-5 14 0,4 48 0,-4-34 0,1-1 0,1 0 0,0 0 0,1 0 0,0 0 0,11 21 0,-12-28 0,0 1 0,1 0 0,-1-1 0,1 1 0,0-1 0,1 0 0,-1 0 0,1-1 0,0 1 0,0-1 0,1 0 0,-1 0 0,1-1 0,10 5 0,-14-7 0,0 0 0,1 0 0,-1 0 0,0-1 0,1 1 0,-1-1 0,0 1 0,1-1 0,-1 0 0,0 0 0,1 0 0,-1 0 0,1 0 0,-1-1 0,0 1 0,1-1 0,-1 1 0,0-1 0,0 0 0,1 0 0,-1 0 0,0 0 0,0-1 0,0 1 0,3-3 0,-2 0 0,0 0 0,0-1 0,-1 1 0,1-1 0,-1 0 0,0 0 0,0 1 0,-1-1 0,1 0 0,0-9 0,-1 11 0,6-29 0,-7 31 0,0-1 0,0 1 0,1-1 0,-1 1 0,1 0 0,-1-1 0,1 1 0,0 0 0,-1-1 0,1 1 0,0 0 0,0 0 0,0 0 0,0-1 0,1 0 0,0 4 0,-1 0 0,0 0 0,0 1 0,0-1 0,0 0 0,0 0 0,0 1 0,-1-1 0,1 1 0,0 4 0,-1-5 0,2 10 0,0-2 0,0 1 0,1 0 0,0-1 0,7 15 0,-9-23 0,0-1 0,-1 1 0,1 0 0,0 0 0,0-1 0,1 1 0,-1-1 0,0 1 0,0-1 0,1 0 0,-1 1 0,1-1 0,-1 0 0,1 0 0,0 0 0,-1 0 0,1 0 0,0 0 0,0-1 0,0 1 0,-1-1 0,1 1 0,0-1 0,0 0 0,0 1 0,0-1 0,0 0 0,0 0 0,0 0 0,0-1 0,0 1 0,2-1 0,-2 0 0,1 0 0,-1 0 0,0 0 0,0-1 0,1 1 0,-1-1 0,0 1 0,0-1 0,-1 0 0,1 0 0,0 0 0,-1 0 0,3-4 0,19-35 0,-13 21 0,0 2 0,1 1 0,0 1 0,27-30 0,-33 41 0,0-1 0,1 1 0,0 0 0,0 1 0,0 0 0,1 0 0,-1 0 0,1 0 0,0 1 0,0 0 0,0 1 0,0 0 0,12-3 0,-22 6 0,0 0 0,0 1 0,1-1 0,-1 0 0,0 1 0,0 0 0,1-1 0,-1 1 0,1 0 0,-1 0 0,1 1 0,0-1 0,-4 5 0,-22 36 0,24-35 0,0 1 0,0 0 0,1 0 0,0 1 0,1-1 0,0 1 0,1-1 0,-1 16 0,1 9 0,6 36 0,-5-67 0,0-2 0,0 0 0,0 0 0,0 1 0,0-1 0,0 0 0,1 0 0,-1 0 0,0 0 0,1 0 0,-1 0 0,1-1 0,-1 1 0,1 0 0,-1 0 0,1 0 0,0 0 0,-1 0 0,1-1 0,0 1 0,-1 0 0,1-1 0,0 1 0,0 0 0,0-1 0,0 1 0,0-1 0,0 0 0,0 1 0,0-1 0,0 0 0,0 1 0,0-1 0,0 0 0,0 0 0,0 0 0,0 0 0,0 0 0,0 0 0,0 0 0,2 0 0,-1-1 0,0 1 0,1-1 0,-1 0 0,1 0 0,-1 0 0,0 0 0,0 0 0,1 0 0,-1-1 0,0 1 0,0 0 0,0-1 0,-1 0 0,1 0 0,0 1 0,2-4 0,1-5 0,0 0 0,-1-1 0,6-16 0,5-16 0,-15 43 0,1-1 0,-1 0 0,0 0 0,1 1 0,-1-1 0,1 0 0,-1 1 0,1-1 0,-1 0 0,1 1 0,-1-1 0,1 1 0,0-1 0,-1 1 0,1-1 0,0 1 0,-1-1 0,1 1 0,0 0 0,0-1 0,0 1 0,-1 0 0,1 0 0,0 0 0,0-1 0,0 1 0,-1 0 0,1 0 0,0 0 0,0 0 0,0 0 0,-1 1 0,1-1 0,0 0 0,0 0 0,0 0 0,-1 1 0,2 0 0,31 22 0,-10-6 0,-16-14 0,0-1 0,1 0 0,-1 0 0,1 0 0,0-1 0,-1 0 0,1 0 0,0-1 0,0 0 0,-1 0 0,1-1 0,0 0 0,7-2 0,-13 2 0,-1 0 0,0 0 0,1 0 0,-1 0 0,0 0 0,0 0 0,0 0 0,0-1 0,0 1 0,-1 0 0,1-1 0,0 1 0,0-1 0,-1 1 0,1-1 0,-1 1 0,1-1 0,-1 1 0,0-1 0,0 1 0,0-1 0,0-2 0,-2-43 0,1 29 0,0 7 0,0 6 0,1 1 0,0-1 0,0 1 0,0 0 0,1-1 0,1-8 0,-2 13 0,0 0 0,0 0 0,0 0 0,1-1 0,-1 1 0,0 0 0,0 0 0,0 0 0,0 0 0,1-1 0,-1 1 0,0 0 0,0 0 0,0 0 0,1 0 0,-1 0 0,0 0 0,0 0 0,0 0 0,1-1 0,-1 1 0,0 0 0,0 0 0,1 0 0,-1 0 0,0 0 0,0 0 0,0 0 0,1 0 0,-1 0 0,0 0 0,0 0 0,1 1 0,-1-1 0,0 0 0,0 0 0,0 0 0,1 0 0,-1 0 0,0 0 0,0 0 0,0 1 0,1-1 0,-1 0 0,0 0 0,0 0 0,0 0 0,0 1 0,0-1 0,1 0 0,-1 0 0,0 0 0,0 1 0,0-1 0,0 0 0,0 0 0,0 1 0,10 14 0,-10-14 0,20 34 0,1 0 0,2-2 0,1 0 0,55 57 0,-78-89 0,1 1 0,-1-1 0,0 0 0,1 1 0,-1-1 0,1 0 0,-1 0 0,1 0 0,0 0 0,-1 0 0,1-1 0,0 1 0,0 0 0,-1-1 0,1 1 0,0-1 0,0 0 0,0 0 0,0 1 0,0-1 0,-1-1 0,1 1 0,0 0 0,3-1 0,-2 0 0,0-1 0,0 0 0,-1 0 0,1 0 0,0 0 0,-1-1 0,1 1 0,-1-1 0,0 1 0,0-1 0,0 0 0,3-5 0,54-97 0,-58 103 0,-1 1 0,1 0 0,0 0 0,0 0 0,0 0 0,0 0 0,0 0 0,0 0 0,1 0 0,-1 0 0,0 1 0,0-1 0,1 0 0,-1 1 0,0-1 0,1 1 0,-1-1 0,0 1 0,1 0 0,-1 0 0,1-1 0,-1 1 0,1 0 0,-1 0 0,0 1 0,1-1 0,2 1 0,2 1 0,1 0 0,-1 0 0,1 1 0,10 7 0,7 3 0,-8-8 0,-1 0 0,1 0 0,1-2 0,-1 0 0,0-1 0,1 0 0,-1-2 0,1 0 0,-1 0 0,30-6 0,-31 4 0,1 1 0,22 1 0,-24 1 0,-1-1 0,0-1 0,25-3 0,-36 3-62,1-1 0,0 1 0,-1-1 0,1 0 0,-1 1 0,0-1 0,1 0 0,-1 0 0,0-1 0,0 1 0,0 0 0,-1-1-1,1 1 1,0-1 0,-1 1 0,0-1 0,1 0 0,-1 0 0,0 1 0,-1-1 0,2-4 0,1-5-6764</inkml:trace>
+  <inkml:trace contextRef="#ctx0" brushRef="#br0" timeOffset="1323.19">173 745 24575,'0'3'0,"0"6"0,0 5 0,0 9 0,-3 9 0,-5 4 0,-1 3 0,-3-1 0,0 0 0,-1-4 0,-1-3 0,2-6 0,3-4 0,1-4 0,2-4 0,2-2 0,1-3-8191</inkml:trace>
+  <inkml:trace contextRef="#ctx0" brushRef="#br0" timeOffset="3002.42">0 949 24575,'2'-3'0,"-1"1"0,0-1 0,1 1 0,0 0 0,-1-1 0,1 1 0,0 0 0,0 0 0,0 0 0,0 1 0,1-1 0,-1 0 0,5-1 0,-3 0 0,260-221 0,-264 223 0,0 1 0,1-1 0,-1 1 0,0 0 0,1-1 0,-1 1 0,0-1 0,1 1 0,-1 0 0,0 0 0,1-1 0,-1 1 0,1 0 0,-1 0 0,0-1 0,1 1 0,-1 0 0,1 0 0,-1 0 0,1 0 0,-1 0 0,1-1 0,-1 1 0,1 0 0,-1 0 0,1 0 0,-1 0 0,1 1 0,-1-1 0,0 0 0,1 0 0,-1 0 0,1 0 0,-1 0 0,1 1 0,-1-1 0,1 0 0,-1 0 0,0 1 0,1-1 0,-1 0 0,0 0 0,1 1 0,-1-1 0,0 1 0,1-1 0,-1 0 0,0 1 0,1-1 0,-1 1 0,0-1 0,0 0 0,0 1 0,0-1 0,1 1 0,-1-1 0,0 1 0,0-1 0,0 1 0,0-1 0,0 1 0,0-1 0,0 1 0,2 44 0,-2-31 0,15 91 0,-11-84 0,-3-21 0,-1 1 0,0-1 0,0 1 0,0-1 0,0 1 0,0-1 0,0 1 0,0-1 0,0 1 0,0-1 0,0 1 0,0 0 0,0-1 0,0 1 0,0-1 0,0 1 0,0-1 0,-1 1 0,1-1 0,0 1 0,0-1 0,-1 1 0,1-1 0,0 0 0,-1 1 0,1-1 0,0 1 0,-1-1 0,1 0 0,-1 1 0,1-1 0,0 0 0,-1 1 0,1-1 0,-1 0 0,1 0 0,-1 1 0,1-1 0,-1 0 0,0 0 0,1 0 0,-1 0 0,1 0 0,-1 0 0,1 0 0,-1 0 0,1 0 0,-1 0 0,1 0 0,-1 0 0,1 0 0,-1 0 0,1-1 0,-1 1 0,1 0 0,-1 0 0,0-1 0,-42-17 0,25 10 0,-163-40-1365,172 45-5461</inkml:trace>
+</inkml:ink>
+</file>
+
+<file path=word/ink/ink12.xml><?xml version="1.0" encoding="utf-8"?>
+<inkml:ink xmlns:inkml="http://www.w3.org/2003/InkML">
+  <inkml:definitions>
+    <inkml:context xml:id="ctx0">
+      <inkml:inkSource xml:id="inkSrc0">
+        <inkml:traceFormat>
+          <inkml:channel name="X" type="integer" min="-2.14748E9" max="2.14748E9" units="cm"/>
+          <inkml:channel name="Y" type="integer" min="-2.14748E9" max="2.14748E9" units="cm"/>
+          <inkml:channel name="F" type="integer" max="32767" units="dev"/>
+        </inkml:traceFormat>
+        <inkml:channelProperties>
+          <inkml:channelProperty channel="X" name="resolution" value="1000" units="1/cm"/>
+          <inkml:channelProperty channel="Y" name="resolution" value="1000" units="1/cm"/>
+          <inkml:channelProperty channel="F" name="resolution" value="0" units="1/dev"/>
+        </inkml:channelProperties>
+      </inkml:inkSource>
+      <inkml:timestamp xml:id="ts0" timeString="2026-10-23T01:12:03.987"/>
+    </inkml:context>
+    <inkml:brush xml:id="br0">
+      <inkml:brushProperty name="width" value="0.035" units="cm"/>
+      <inkml:brushProperty name="height" value="0.035" units="cm"/>
+      <inkml:brushProperty name="color" value="#E71224"/>
+    </inkml:brush>
+  </inkml:definitions>
+  <inkml:trace contextRef="#ctx0" brushRef="#br0">671 0 24575,'-28'2'0,"0"1"0,0 1 0,0 2 0,1 0 0,0 2 0,-50 22 0,5-7 0,44-16 0,1 2 0,0 1 0,-29 15 0,50-22 0,0 1 0,0-1 0,0 1 0,0 1 0,0-1 0,1 1 0,0 0 0,0 1 0,0-1 0,1 1 0,0 0 0,0 0 0,0 0 0,1 0 0,0 1 0,0 0 0,-2 8 0,2-2 0,1-1 0,0 1 0,1 0 0,0 0 0,1 0 0,1-1 0,0 1 0,0 0 0,2 0 0,-1-1 0,2 0 0,-1 1 0,2-1 0,0 0 0,0-1 0,1 1 0,9 13 0,-5-13 0,0 0 0,1-1 0,1-1 0,-1 1 0,2-2 0,-1 0 0,2 0 0,-1-1 0,1-1 0,0 0 0,0-1 0,1 0 0,0-1 0,30 5 0,7-1 0,1-2 0,-1-3 0,59-3 0,-66-1 0,-15 1 0,0-1 0,0-1 0,0-1 0,-1-2 0,1-1 0,34-11 0,-56 13 0,0 1 0,0-1 0,-1-1 0,1 1 0,-1-1 0,0-1 0,0 1 0,-1-1 0,1 0 0,-1-1 0,0 1 0,0-1 0,-1-1 0,0 1 0,0-1 0,0 0 0,-1 0 0,5-10 0,3-12 0,0 0 0,12-55 0,-20 68 0,-1 1 0,-1-1 0,-1 0 0,0 0 0,-1 0 0,-1 0 0,-4-22 0,3 30 0,0 0 0,-1 0 0,0 0 0,-1 0 0,0 1 0,0-1 0,-1 1 0,0 0 0,0 0 0,0 1 0,-1-1 0,0 1 0,0 0 0,-1 1 0,0 0 0,0 0 0,-7-4 0,-1 0 0,-1 2 0,1-1 0,-1 2 0,-1 0 0,1 1 0,-1 1 0,-24-4 0,-31 3 0,1 4 0,-124 12 0,147-3-1365,31-3-5461</inkml:trace>
+  <inkml:trace contextRef="#ctx0" brushRef="#br0" timeOffset="2133.61">509 606 24575,'0'81'0,"-3"-1"0,-23 145 0,17-166 0,7-39 0,-9 38 0,10-56 0,-1 1 0,0-1 0,0 0 0,0 0 0,0 0 0,0-1 0,0 1 0,0 0 0,0-1 0,-1 1 0,1-1 0,-1 0 0,1 0 0,-1 0 0,0 0 0,1 0 0,-4 0 0,-17 9 0,-49 34 0,-149 98 0,155-83 0,42-37 0,24-22 0,0 1 0,0-1 0,0 0 0,0 0 0,0 1 0,0-1 0,-1 0 0,1 0 0,0 0 0,0 1 0,0-1 0,-1 0 0,1 0 0,0 0 0,0 0 0,0 1 0,-1-1 0,1 0 0,0 0 0,0 0 0,-1 0 0,1 0 0,0 0 0,-1 0 0,1 0 0,0 0 0,0 0 0,-1 0 0,1 0 0,0 0 0,0 0 0,-1 0 0,1 0 0,0 0 0,0 0 0,-1 0 0,1 0 0,1-11 0,10-17 0,-2 14 0,2 0 0,-1 0 0,2 1 0,0 0 0,20-17 0,77-51 0,-55 42 0,-45 32 0,1 0 0,0 0 0,0 1 0,0 0 0,1 1 0,0 0 0,0 0 0,0 2 0,0-1 0,1 1 0,-1 1 0,1 0 0,0 0 0,22 1 0,-28 1 0,0 0 0,-1 0 0,1 1 0,-1-1 0,1 1 0,0 1 0,-1-1 0,0 1 0,1 0 0,-1 0 0,0 0 0,0 1 0,0 0 0,0 0 0,-1 0 0,1 0 0,-1 1 0,0 0 0,0 0 0,0 0 0,-1 0 0,1 0 0,4 9 0,101 199 0,-53-98 0,-52-105 0,-3-6 0,0 0 0,0-1 0,0 1 0,0 0 0,1-1 0,-1 1 0,1-1 0,-1 0 0,1 1 0,0-1 0,0 0 0,0 0 0,0 0 0,1 0 0,2 1 0,0-5-1365</inkml:trace>
+  <inkml:trace contextRef="#ctx0" brushRef="#br0" timeOffset="3920.03">589 880 24575,'-10'2'0,"-1"-1"0,0 2 0,1 0 0,-1 0 0,1 1 0,0 0 0,0 1 0,-12 7 0,-15 7 0,19-11 0,-24 11 0,-1-2 0,-1-2 0,-55 13 0,56-14 0,37-11 0,-1-1 0,1 1 0,-1-1 0,0 0 0,0-1 0,-8 1 0,34-26 0,4 8 0,0 0 0,1 1 0,1 1 0,0 2 0,52-19 0,-62 25 0,209-73 0,-154 56 0,-67 22 0,1 0 0,0 0 0,0 1 0,0-1 0,-1 1 0,1 0 0,0 0 0,0 0 0,0 1 0,0 0 0,0-1 0,-1 1 0,1 0 0,0 1 0,-1-1 0,1 1 0,-1-1 0,1 1 0,-1 0 0,0 1 0,0-1 0,0 0 0,0 1 0,0 0 0,-1 0 0,1-1 0,3 6 0,6 10 0,1 0 0,-2 1 0,16 35 0,-13-25 0,18 15 0,-5-8 0,27 55-1365,-49-80-5461</inkml:trace>
+</inkml:ink>
+</file>
+
+<file path=word/ink/ink2.xml><?xml version="1.0" encoding="utf-8"?>
+<inkml:ink xmlns:inkml="http://www.w3.org/2003/InkML">
+  <inkml:definitions>
+    <inkml:context xml:id="ctx0">
+      <inkml:inkSource xml:id="inkSrc0">
+        <inkml:traceFormat>
+          <inkml:channel name="X" type="integer" min="-2.14748E9" max="2.14748E9" units="cm"/>
+          <inkml:channel name="Y" type="integer" min="-2.14748E9" max="2.14748E9" units="cm"/>
+          <inkml:channel name="F" type="integer" max="32767" units="dev"/>
+        </inkml:traceFormat>
+        <inkml:channelProperties>
+          <inkml:channelProperty channel="X" name="resolution" value="1000" units="1/cm"/>
+          <inkml:channelProperty channel="Y" name="resolution" value="1000" units="1/cm"/>
+          <inkml:channelProperty channel="F" name="resolution" value="0" units="1/dev"/>
+        </inkml:channelProperties>
+      </inkml:inkSource>
+      <inkml:timestamp xml:id="ts0" timeString="2026-10-23T01:14:19.379"/>
+    </inkml:context>
+    <inkml:brush xml:id="br0">
+      <inkml:brushProperty name="width" value="0.035" units="cm"/>
+      <inkml:brushProperty name="height" value="0.035" units="cm"/>
+      <inkml:brushProperty name="color" value="#E71224"/>
+    </inkml:brush>
+  </inkml:definitions>
+  <inkml:trace contextRef="#ctx0" brushRef="#br0">320 101 24575,'-58'-5'0,"51"3"0,-1 1 0,0 0 0,1 0 0,-1 1 0,0 0 0,0 0 0,0 1 0,1 0 0,-1 0 0,0 1 0,1 0 0,0 0 0,-1 1 0,1 0 0,-7 4 0,-1 1 0,0 2 0,1 0 0,1 1 0,-24 23 0,32-28 0,1-1 0,0 1 0,0 0 0,1 0 0,0 1 0,0-1 0,0 1 0,1-1 0,0 1 0,0 0 0,1 0 0,-1 0 0,2 0 0,-1 14 0,1-16 0,0 1 0,1 0 0,-1-1 0,1 1 0,1-1 0,-1 1 0,1-1 0,0 0 0,0 1 0,0-1 0,1 0 0,0 0 0,0-1 0,0 1 0,0 0 0,1-1 0,0 0 0,0 0 0,6 5 0,-7-7 0,1 0 0,0 0 0,0 0 0,-1 0 0,1 0 0,0-1 0,0 0 0,0 0 0,1 0 0,-1 0 0,0-1 0,0 1 0,0-1 0,1 0 0,-1-1 0,0 1 0,0-1 0,0 1 0,0-1 0,0-1 0,0 1 0,0 0 0,0-1 0,0 0 0,0 0 0,5-4 0,-8 5 0,12-7 0,-1 0 0,18-16 0,-27 21 0,-1 1 0,1-1 0,-1 0 0,1 0 0,-1 0 0,0 0 0,0 0 0,-1 0 0,1 0 0,0-1 0,-1 1 0,0-1 0,0 1 0,0-1 0,0 1 0,0-5 0,-2-31 0,0 24 0,1-1 0,1 1 0,0 0 0,1 0 0,5-23 0,-7 38 0,0-1 0,0 1 0,0-1 0,0 1 0,0-1 0,1 1 0,-1-1 0,0 1 0,0-1 0,0 1 0,1-1 0,-1 1 0,0-1 0,0 1 0,1-1 0,-1 1 0,0 0 0,1-1 0,-1 1 0,0 0 0,1-1 0,-1 1 0,1 0 0,-1-1 0,1 1 0,-1 0 0,0 0 0,1 0 0,-1-1 0,1 1 0,-1 0 0,1 0 0,-1 0 0,1 0 0,0 0 0,-1 0 0,1 0 0,-1 0 0,1 0 0,-1 0 0,1 0 0,-1 0 0,1 0 0,-1 1 0,1-1 0,-1 0 0,0 0 0,1 0 0,-1 1 0,1-1 0,-1 0 0,1 1 0,-1-1 0,0 0 0,1 1 0,-1-1 0,0 1 0,1-1 0,-1 0 0,1 2 0,20 29 0,-19-28 0,25 52 0,-1 0 0,-3 1 0,20 78 0,-29-94 0,8 30 0,-20-63 0,-1 0 0,0-1 0,0 1 0,-1 0 0,1-1 0,-1 1 0,-1 0 0,-1 7 0,2-14 0,0 1 0,0 0 0,0 0 0,-1 0 0,1 0 0,-1 0 0,1-1 0,0 1 0,-1 0 0,1 0 0,-1-1 0,0 1 0,1 0 0,-1-1 0,1 1 0,-1 0 0,0-1 0,0 1 0,1-1 0,-1 1 0,0-1 0,0 0 0,0 1 0,0-1 0,-1 1 0,0-1 0,0 0 0,-1 1 0,1-1 0,-1 0 0,1-1 0,0 1 0,-1 0 0,1-1 0,-4 0 0,0-1 0,1 0 0,0 0 0,0 0 0,0-1 0,0 1 0,0-1 0,1-1 0,-5-3 0,6 4 0,0-1 0,1 0 0,0 0 0,-1 0 0,1 0 0,0 0 0,1 0 0,-1-1 0,1 1 0,0-1 0,0 1 0,0-1 0,1-5 0,-1-11 0,3-36 0,0 18 0,-2 33 0,1 0 0,0 1 0,0-1 0,0 0 0,0 0 0,1 1 0,0-1 0,0 1 0,1 0 0,-1-1 0,1 1 0,0 0 0,1 1 0,-1-1 0,9-8 0,3-1 0,2 0 0,0 1 0,21-13 0,-25 19 0,-1-1 0,0 0 0,0-1 0,-1 0 0,0-1 0,-1 0 0,18-23 0,-24 25 0,0 1 0,0-1 0,4-15 0,-7 21 0,-1 0 0,1 0 0,0 0 0,-1 0 0,0 0 0,1 1 0,-1-1 0,0 0 0,0 0 0,0 0 0,0 0 0,0 0 0,-1 0 0,1 0 0,-1 0 0,1 0 0,-1 0 0,0 0 0,1 1 0,-1-1 0,0 0 0,0 1 0,-1-3 0,1 4 0,1 0 0,-1-1 0,1 1 0,0-1 0,-1 1 0,1 0 0,-1-1 0,1 1 0,-1 0 0,1 0 0,-1-1 0,1 1 0,-1 0 0,1 0 0,-1 0 0,0 0 0,1 0 0,-1 0 0,1 0 0,-1 0 0,1 0 0,-1 0 0,0 0 0,1 0 0,-1 0 0,1 0 0,-1 0 0,1 0 0,-1 1 0,1-1 0,-1 0 0,1 0 0,-1 1 0,-10 19 0,2 25 0,8-31 0,0-5 0,1 1 0,0-1 0,0 0 0,2 14 0,-1-21 0,-1-1 0,0 1 0,1 0 0,-1-1 0,1 1 0,0 0 0,-1-1 0,1 1 0,0-1 0,0 1 0,0-1 0,0 0 0,0 1 0,0-1 0,0 0 0,1 0 0,-1 0 0,0 0 0,1 0 0,-1 0 0,1 0 0,-1 0 0,1-1 0,-1 1 0,1 0 0,0-1 0,-1 1 0,1-1 0,3 0 0,-4 1 0,10 0 0,0 0 0,1-1 0,-1 0 0,18-3 0,-26 3 0,-1-1 0,0 1 0,0-1 0,0 1 0,0-1 0,0 0 0,0 0 0,0 0 0,0 0 0,0 0 0,0 0 0,-1-1 0,1 1 0,0-1 0,-1 1 0,1-1 0,-1 1 0,0-1 0,1 0 0,-1 0 0,0 0 0,0 0 0,0 0 0,0 0 0,-1 0 0,1 0 0,0 0 0,-1 0 0,0 0 0,1-3 0,1-53 0,-2 39 0,1-1 0,0 0 0,2 1 0,0 0 0,10-33 0,-13 50 0,1 0 0,0 0 0,-1 1 0,1-1 0,0 0 0,0 1 0,1-1 0,-1 1 0,0-1 0,0 1 0,1-1 0,-1 1 0,1 0 0,-1 0 0,1 0 0,0-1 0,-1 2 0,1-1 0,0 0 0,0 0 0,3 0 0,-2 0 0,0 1 0,1 0 0,-1 0 0,0 0 0,1 0 0,-1 1 0,0 0 0,1-1 0,-1 1 0,0 0 0,6 3 0,2 2 0,0 0 0,0 1 0,-1 0 0,1 1 0,15 16 0,-16-13 0,-1 1 0,0 0 0,-1 1 0,-1-1 0,0 1 0,0 1 0,-1 0 0,-1 0 0,7 26 0,-12-37 0,1-1 0,0 1 0,0-1 0,0 0 0,1 1 0,-1-1 0,1 0 0,-1 0 0,1 0 0,0 0 0,-1 0 0,1 0 0,0 0 0,0-1 0,0 1 0,1-1 0,-1 1 0,0-1 0,1 0 0,-1 0 0,3 1 0,-3-2 0,-1 0 0,1 1 0,0-1 0,-1 0 0,1 0 0,-1-1 0,1 1 0,-1 0 0,1 0 0,-1-1 0,1 1 0,-1-1 0,1 1 0,-1-1 0,0 0 0,1 1 0,-1-1 0,0 0 0,1 0 0,-1 0 0,0 0 0,0 0 0,0 0 0,0 0 0,0-1 0,0 1 0,0 0 0,0-1 0,-1 1 0,1 0 0,0-1 0,-1 1 0,1-1 0,-1 1 0,0-1 0,1-1 0,4-34-1365,-4 19-5461</inkml:trace>
+</inkml:ink>
+</file>
+
+<file path=word/ink/ink3.xml><?xml version="1.0" encoding="utf-8"?>
+<inkml:ink xmlns:inkml="http://www.w3.org/2003/InkML">
+  <inkml:definitions>
+    <inkml:context xml:id="ctx0">
+      <inkml:inkSource xml:id="inkSrc0">
+        <inkml:traceFormat>
+          <inkml:channel name="X" type="integer" min="-2.14748E9" max="2.14748E9" units="cm"/>
+          <inkml:channel name="Y" type="integer" min="-2.14748E9" max="2.14748E9" units="cm"/>
+          <inkml:channel name="F" type="integer" max="32767" units="dev"/>
+        </inkml:traceFormat>
+        <inkml:channelProperties>
+          <inkml:channelProperty channel="X" name="resolution" value="1000" units="1/cm"/>
+          <inkml:channelProperty channel="Y" name="resolution" value="1000" units="1/cm"/>
+          <inkml:channelProperty channel="F" name="resolution" value="0" units="1/dev"/>
+        </inkml:channelProperties>
+      </inkml:inkSource>
+      <inkml:timestamp xml:id="ts0" timeString="2026-10-23T01:14:14.215"/>
+    </inkml:context>
+    <inkml:brush xml:id="br0">
+      <inkml:brushProperty name="width" value="0.035" units="cm"/>
+      <inkml:brushProperty name="height" value="0.035" units="cm"/>
+      <inkml:brushProperty name="color" value="#E71224"/>
+    </inkml:brush>
+  </inkml:definitions>
+  <inkml:trace contextRef="#ctx0" brushRef="#br0">1 470 24575,'0'-2'0,"0"0"0,1 0 0,-1 0 0,1 0 0,-1 1 0,1-1 0,0 0 0,0 0 0,0 1 0,0-1 0,0 1 0,0-1 0,0 1 0,0-1 0,3-1 0,24-21 0,-14 14 0,12-11 0,40-24 0,-40 29 0,-1-2 0,26-22 0,14-13 0,3 2 0,132-75 0,-158 101 0,-30 18-1365,-2 2-5461</inkml:trace>
+</inkml:ink>
+</file>
+
+<file path=word/ink/ink4.xml><?xml version="1.0" encoding="utf-8"?>
+<inkml:ink xmlns:inkml="http://www.w3.org/2003/InkML">
+  <inkml:definitions>
+    <inkml:context xml:id="ctx0">
+      <inkml:inkSource xml:id="inkSrc0">
+        <inkml:traceFormat>
+          <inkml:channel name="X" type="integer" min="-2.14748E9" max="2.14748E9" units="cm"/>
+          <inkml:channel name="Y" type="integer" min="-2.14748E9" max="2.14748E9" units="cm"/>
+          <inkml:channel name="F" type="integer" max="32767" units="dev"/>
+        </inkml:traceFormat>
+        <inkml:channelProperties>
+          <inkml:channelProperty channel="X" name="resolution" value="1000" units="1/cm"/>
+          <inkml:channelProperty channel="Y" name="resolution" value="1000" units="1/cm"/>
+          <inkml:channelProperty channel="F" name="resolution" value="0" units="1/dev"/>
+        </inkml:channelProperties>
+      </inkml:inkSource>
+      <inkml:timestamp xml:id="ts0" timeString="2026-10-23T01:13:42.589"/>
+    </inkml:context>
+    <inkml:brush xml:id="br0">
+      <inkml:brushProperty name="width" value="0.035" units="cm"/>
+      <inkml:brushProperty name="height" value="0.035" units="cm"/>
+    </inkml:brush>
+  </inkml:definitions>
+  <inkml:trace contextRef="#ctx0" brushRef="#br0">1 64 24575,'4'4'0,"-1"1"0,1-1 0,-1 1 0,0 0 0,-1 0 0,1 0 0,-1 0 0,0 1 0,0-1 0,1 7 0,9 60 0,-8-34 0,-1-20-455,-2 0 0,0 19 0</inkml:trace>
+  <inkml:trace contextRef="#ctx0" brushRef="#br0" timeOffset="671.44">53 96 24575,'2'-2'0,"0"-2"0,2-2 0,4-4 0,3-2 0,3 0 0,1 1 0,2 4 0,1 0 0,-4 0 0,-3 1 0,0 0 0,-3 0-8191</inkml:trace>
+  <inkml:trace contextRef="#ctx0" brushRef="#br0" timeOffset="1538.12">93 228 24575,'3'0'0,"4"0"0,1-2 0,6 0 0,3-2 0,0 0 0,2 0 0,2 0 0,-3-2 0,-2 1 0,-2-1 0,-4 0-8191</inkml:trace>
+  <inkml:trace contextRef="#ctx0" brushRef="#br0" timeOffset="8596.94">667 689 24575,'-1'0'0,"0"1"0,1-1 0,-1 1 0,1-1 0,-1 1 0,1-1 0,-1 1 0,1-1 0,0 1 0,-1-1 0,1 1 0,0 0 0,-1-1 0,1 1 0,0 0 0,0-1 0,0 1 0,0 0 0,-1-1 0,1 1 0,0 0 0,0 1 0,-2 21 0,2-21 0,-3 60 0,6 83 0,-3-143 0,1-1 0,-1 0 0,1 0 0,-1 1 0,1-1 0,0 0 0,0 0 0,-1 0 0,1 0 0,0 0 0,0 0 0,0 0 0,0 0 0,0 0 0,0 0 0,1-1 0,-1 1 0,0 0 0,0-1 0,1 1 0,-1-1 0,0 1 0,0-1 0,1 0 0,-1 0 0,1 1 0,-1-1 0,0 0 0,1 0 0,1-1 0,49-1 0,-46 2 0,2-2 0,0 0 0,1 0 0,-1-1 0,14-6 0,-14 6 0,1-1 0,-1 1 0,17-3 0,-23 6 0,0 0 0,1 0 0,-1 0 0,0 0 0,0 0 0,0 1 0,0-1 0,0 1 0,0-1 0,0 1 0,0 0 0,0 0 0,0 0 0,0 0 0,0 0 0,-1 1 0,1-1 0,0 0 0,-1 1 0,2 1 0,29 41 0,-13-16 0,-16-24 0,1 0 0,0 0 0,0 0 0,0 0 0,0-1 0,1 0 0,0 0 0,-1 0 0,1 0 0,0-1 0,1 0 0,-1 0 0,0 0 0,0-1 0,1 0 0,9 1 0,-11-1 0,-1-2 0,1 1 0,-1 0 0,1-1 0,0 0 0,-1 0 0,1 0 0,-1 0 0,0 0 0,1-1 0,-1 1 0,0-1 0,0 0 0,0 0 0,0 0 0,0 0 0,0-1 0,-1 1 0,1-1 0,-1 0 0,0 0 0,0 0 0,0 0 0,0 0 0,0 0 0,2-6 0,0-4 0,-1 0 0,0-1 0,0 0 0,-2 0 0,1 0 0,-2 0 0,0 0 0,-1 0 0,0 0 0,-1 1 0,-4-15 0,6 26 0,0 0 0,-1 0 0,1-1 0,-1 1 0,1 0 0,-1 0 0,0 0 0,0 0 0,0 1 0,0-1 0,0 0 0,0 0 0,-1 1 0,1-1 0,-1 0 0,1 1 0,-1-1 0,1 1 0,-1 0 0,0 0 0,0 0 0,0-1 0,0 2 0,1-1 0,-1 0 0,0 0 0,-1 1 0,1-1 0,0 1 0,0-1 0,0 1 0,0 0 0,0 0 0,0 0 0,0 0 0,-4 1 0,3 0 0,-1 0 0,1 0 0,0 0 0,0 0 0,0 1 0,0-1 0,0 1 0,0 0 0,1 0 0,-1 0 0,1 1 0,-1-1 0,1 0 0,0 1 0,0 0 0,0-1 0,0 1 0,0 0 0,0 0 0,1 0 0,0 0 0,-2 6 0,2-6 0,0 1 0,0-1 0,0 1 0,0-1 0,1 1 0,0 0 0,0-1 0,0 1 0,0-1 0,0 1 0,1-1 0,0 1 0,-1 0 0,1-1 0,1 0 0,-1 1 0,0-1 0,1 0 0,0 0 0,-1 1 0,1-1 0,4 4 0,-2-4 0,-1 0 0,1 0 0,0-1 0,0 1 0,1-1 0,-1 0 0,0 0 0,1 0 0,-1-1 0,1 1 0,0-1 0,-1 0 0,1 0 0,0-1 0,0 0 0,6 0 0,-5 0 0,-1-1 0,0 1 0,1-1 0,-1 0 0,0-1 0,0 1 0,0-1 0,0 0 0,0-1 0,0 1 0,0-1 0,-1 0 0,7-5 0,4-5 0,-1-1 0,18-21 0,14-13 0,-26 29 0,24-21 0,-41 38 0,1-1 0,0 0 0,-1 1 0,1 0 0,0 0 0,0 0 0,0 0 0,1 1 0,6-2 0,-10 2 0,0 1 0,-1 0 0,1 0 0,0 0 0,-1 0 0,1 0 0,0 1 0,-1-1 0,1 0 0,0 0 0,-1 0 0,1 0 0,0 1 0,-1-1 0,1 0 0,-1 1 0,1-1 0,-1 0 0,1 1 0,-1-1 0,1 1 0,-1-1 0,1 1 0,-1-1 0,1 1 0,-1-1 0,0 1 0,1-1 0,-1 1 0,0 0 0,0-1 0,1 1 0,-1 0 0,0-1 0,0 1 0,0 0 0,0-1 0,0 1 0,0-1 0,0 1 0,0 0 0,0-1 0,0 1 0,0 0 0,0-1 0,0 1 0,0 0 0,-1-1 0,1 2 0,-15 42 0,10-30 0,-1 6 0,1 0 0,1 0 0,0 0 0,2 1 0,0 0 0,3 32 0,-1-52 0,0 1 0,0-1 0,0 0 0,0 0 0,0 0 0,0 0 0,1 0 0,-1 0 0,0 1 0,1-1 0,-1 0 0,1 0 0,-1 0 0,1 0 0,0-1 0,-1 1 0,1 0 0,0 0 0,0 0 0,0 0 0,0-1 0,-1 1 0,1 0 0,0-1 0,0 1 0,0-1 0,0 1 0,0-1 0,1 1 0,-1-1 0,0 0 0,0 1 0,0-1 0,0 0 0,0 0 0,0 0 0,1 0 0,-1 0 0,0 0 0,0 0 0,0-1 0,2 1 0,0-1 0,1 0 0,-1 0 0,0 0 0,0-1 0,0 1 0,0-1 0,0 0 0,0 0 0,-1 0 0,1 0 0,0 0 0,-1 0 0,4-5 0,0-4 0,0 0 0,-1 0 0,-1 0 0,0-1 0,0 0 0,-1 0 0,-1 0 0,0 0 0,-1 0 0,0 0 0,0 0 0,-3-19 0,4 16 0,5 25 0,6 25 0,-2 14 0,-3 0 0,-2 1 0,-2 0 0,-2 0 0,-6 62 0,5-111 0,-1 0 0,0 0 0,0 0 0,-1 0 0,1 0 0,0 0 0,0 0 0,0 0 0,-1 0 0,1 0 0,0 0 0,-1 0 0,1 0 0,-1 0 0,1-1 0,-1 1 0,1 0 0,-1 0 0,0 0 0,1-1 0,-1 1 0,0 0 0,0-1 0,1 1 0,-1-1 0,0 1 0,0-1 0,0 1 0,0-1 0,0 0 0,0 1 0,1-1 0,-1 0 0,0 0 0,0 1 0,0-1 0,0 0 0,0 0 0,0 0 0,0 0 0,0-1 0,0 1 0,0 0 0,0 0 0,0 0 0,0-1 0,0 1 0,0-1 0,0 1 0,-1-1 0,-2-1 0,0 0 0,0-1 0,0 1 0,0-1 0,1 1 0,-1-1 0,1 0 0,0-1 0,-6-6 0,5 3 0,1-1 0,0 1 0,0-1 0,1 0 0,0 1 0,1-1 0,-1 0 0,1 0 0,1-1 0,0-9 0,0 5 0,1 0 0,0 1 0,1-1 0,0 0 0,8-21 0,-6 24 0,1 1 0,0 0 0,0 0 0,1 0 0,1 1 0,9-11 0,50-44 0,-49 47 0,6-5 0,-5 4 0,35-25 0,-53 42 0,1-1 0,-1 1 0,1-1 0,-1 1 0,1 0 0,-1-1 0,1 1 0,-1 0 0,1-1 0,0 1 0,-1 0 0,1 0 0,0 0 0,-1 0 0,1 0 0,0-1 0,-1 1 0,1 0 0,0 1 0,-1-1 0,1 0 0,-1 0 0,1 0 0,0 0 0,-1 0 0,1 1 0,0-1 0,-1 0 0,1 0 0,-1 1 0,1-1 0,-1 1 0,1-1 0,-1 0 0,1 1 0,-1-1 0,1 1 0,-1-1 0,1 1 0,-1-1 0,0 1 0,1-1 0,-1 1 0,0 0 0,0-1 0,1 1 0,-1 0 0,0-1 0,0 2 0,7 41 0,-6-26 0,1-9 0,-1 1 0,1-1 0,1 0 0,0 0 0,5 11 0,-7-17 0,0 0 0,0 0 0,0-1 0,0 1 0,0-1 0,1 1 0,-1-1 0,0 1 0,1-1 0,-1 0 0,1 0 0,-1 0 0,1 0 0,0 0 0,-1 0 0,1 0 0,0 0 0,0-1 0,-1 1 0,1-1 0,0 1 0,0-1 0,0 0 0,0 1 0,0-1 0,0 0 0,0 0 0,-1-1 0,1 1 0,3-1 0,-3 1 0,-1-1 0,1 0 0,-1 0 0,1 0 0,-1 0 0,1 0 0,-1 0 0,1 0 0,-1 0 0,0 0 0,0-1 0,1 1 0,-1 0 0,0-1 0,0 1 0,-1-1 0,1 1 0,0-1 0,0 0 0,-1 1 0,2-4 0,7-46 0,-3 15 0,0 24 0,0 13 0,5 22 0,-10-22 0,-1 0 0,0 1 0,0-1 0,1 0 0,-1 0 0,0 0 0,1 0 0,-1 0 0,1 0 0,0 0 0,-1 0 0,1 0 0,0 0 0,0 0 0,-1 0 0,1 0 0,0-1 0,0 1 0,2 1 0,3-6 0,1 0 0,-1-1 0,0 0 0,0 0 0,-1 0 0,1 0 0,8-13 0,-8 10 0,1 1 0,0-1 0,0 1 0,13-9 0,-8 9 0,1 0 0,1 1 0,-1 0 0,1 1 0,0 1 0,0 0 0,22-3 0,-15 4 0,1 1 0,-1 1 0,0 1 0,33 4 0,-50-4-80,-1 1 0,0-1-1,0 1 1,0 0 0,0 0-1,0 0 1,0 0 0,0 0-1,0 1 1,0-1 0,0 1 0,0 0-1,-1-1 1,1 1 0,-1 1-1,5 3 1,-2 2-6746</inkml:trace>
+  <inkml:trace contextRef="#ctx0" brushRef="#br0" timeOffset="9009.23">1998 301 24575,'0'0'-8191</inkml:trace>
+</inkml:ink>
+</file>
+
+<file path=word/ink/ink5.xml><?xml version="1.0" encoding="utf-8"?>
+<inkml:ink xmlns:inkml="http://www.w3.org/2003/InkML">
+  <inkml:definitions>
+    <inkml:context xml:id="ctx0">
+      <inkml:inkSource xml:id="inkSrc0">
+        <inkml:traceFormat>
+          <inkml:channel name="X" type="integer" min="-2.14748E9" max="2.14748E9" units="cm"/>
+          <inkml:channel name="Y" type="integer" min="-2.14748E9" max="2.14748E9" units="cm"/>
+          <inkml:channel name="F" type="integer" max="32767" units="dev"/>
+        </inkml:traceFormat>
+        <inkml:channelProperties>
+          <inkml:channelProperty channel="X" name="resolution" value="1000" units="1/cm"/>
+          <inkml:channelProperty channel="Y" name="resolution" value="1000" units="1/cm"/>
+          <inkml:channelProperty channel="F" name="resolution" value="0" units="1/dev"/>
+        </inkml:channelProperties>
+      </inkml:inkSource>
+      <inkml:timestamp xml:id="ts0" timeString="2026-10-23T01:13:42.589"/>
+    </inkml:context>
+    <inkml:brush xml:id="br0">
+      <inkml:brushProperty name="width" value="0.035" units="cm"/>
+      <inkml:brushProperty name="height" value="0.035" units="cm"/>
+    </inkml:brush>
+  </inkml:definitions>
+  <inkml:trace contextRef="#ctx0" brushRef="#br0">1 115 24575,'4'4'0,"-1"1"0,1-1 0,-1 1 0,0 0 0,-1 0 0,1 0 0,-1 0 0,0 1 0,0-1 0,1 7 0,9 60 0,-8-34 0,-1-20-455,-2 0 0,0 19 0</inkml:trace>
+  <inkml:trace contextRef="#ctx0" brushRef="#br0" timeOffset="671.44">53 147 24575,'2'-2'0,"0"-2"0,2-2 0,4-4 0,3-2 0,3 0 0,1 1 0,2 4 0,1 0 0,-4 0 0,-3 1 0,0 0 0,-3 0-8191</inkml:trace>
+  <inkml:trace contextRef="#ctx0" brushRef="#br0" timeOffset="1538.12">93 279 24575,'3'0'0,"4"0"0,1-2 0,6 0 0,3-2 0,0 0 0,2 0 0,2 0 0,-3-2 0,-2 1 0,-2-1 0,-4 0-8191</inkml:trace>
+  <inkml:trace contextRef="#ctx0" brushRef="#br0" timeOffset="4803.43">748 269 24575,'-23'-24'0,"18"20"0,0 1 0,0-1 0,0 1 0,0 1 0,-1-1 0,1 1 0,-1-1 0,0 2 0,0-1 0,0 1 0,0-1 0,-10 1 0,-11 0 0,-44 3 0,23 0 0,40-2 0,-6 0 0,0 0 0,0 1 0,-20 4 0,32-4 0,0-1 0,0 0 0,0 1 0,0-1 0,1 1 0,-1-1 0,0 1 0,0 0 0,0 0 0,0 0 0,1 0 0,-1 0 0,0 1 0,1-1 0,-1 0 0,1 1 0,-1-1 0,1 1 0,0-1 0,0 1 0,0 0 0,0-1 0,0 1 0,0 0 0,0 0 0,0 0 0,1 0 0,-1 0 0,1 0 0,-1 0 0,1 4 0,0-5 0,1 0 0,-1 0 0,0 0 0,1 1 0,0-1 0,-1 0 0,1 0 0,-1 0 0,1 0 0,0 0 0,0 0 0,0 0 0,0-1 0,0 1 0,0 0 0,0 0 0,0-1 0,0 1 0,0 0 0,0-1 0,0 1 0,0-1 0,0 1 0,1-1 0,-1 0 0,0 0 0,0 1 0,0-1 0,1 0 0,1 0 0,45 0 0,-40 0 0,10-1 0,0 1 0,-1 0 0,1 2 0,0 0 0,0 1 0,-1 0 0,19 7 0,-33-9 0,-1 1 0,1-1 0,0-1 0,0 1 0,-1 0 0,1-1 0,0 1 0,0-1 0,0 0 0,0 0 0,0 0 0,-1 0 0,1 0 0,5-2 0,-6 1 0,0-1 0,0 1 0,-1-1 0,1 1 0,-1-1 0,1 0 0,-1 0 0,0 1 0,0-1 0,0 0 0,0 0 0,0 0 0,0 0 0,0 0 0,-1 0 0,1-1 0,-1 1 0,1 0 0,-1-3 0,0 5 0,0-1 0,0 1 0,0-1 0,0 1 0,0-1 0,0 1 0,0-1 0,0 1 0,0-1 0,0 1 0,0-1 0,0 1 0,0-1 0,1 1 0,-1-1 0,0 1 0,0 0 0,1-1 0,-1 1 0,0-1 0,0 1 0,1 0 0,-1-1 0,0 1 0,1 0 0,-1-1 0,0 1 0,1 0 0,-1 0 0,1-1 0,-1 1 0,1 0 0,-1 0 0,0 0 0,1-1 0,-1 1 0,1 0 0,-1 0 0,1 0 0,-1 0 0,1 0 0,-1 0 0,1 0 0,-1 0 0,1 0 0,-1 0 0,1 0 0,-1 0 0,1 1 0,-1-1 0,0 0 0,1 0 0,-1 0 0,1 1 0,-1-1 0,1 0 0,-1 1 0,0-1 0,1 0 0,-1 1 0,0-1 0,1 0 0,-1 1 0,0-1 0,0 0 0,1 1 0,-1-1 0,0 1 0,29 42 0,-16-21 0,-12-21 0,0 0 0,0 1 0,0-1 0,0 0 0,0 0 0,1 0 0,-1 0 0,0 0 0,1 0 0,-1 0 0,0 0 0,1-1 0,-1 1 0,1 0 0,-1-1 0,1 1 0,-1-1 0,1 0 0,-1 1 0,1-1 0,3 0 0,-4-1 0,0 1 0,1-1 0,-1 1 0,0-1 0,1 0 0,-1 0 0,0 0 0,0 0 0,0 0 0,0 0 0,0 0 0,0 0 0,0 0 0,0-1 0,0 1 0,0 0 0,-1-1 0,2-1 0,3-10 0,-1 1 0,-1-1 0,0 0 0,2-14 0,-3 17 0,0-15 0,-1 20 0,-1 0 0,1 0 0,-1 0 0,1 0 0,1 0 0,-1 0 0,4-6 0,-4 10 0,0-1 0,0 1 0,0 0 0,0 0 0,0 0 0,0 0 0,1 0 0,-1 0 0,0 0 0,1 0 0,-1 0 0,1 0 0,-1 1 0,1-1 0,-1 1 0,1-1 0,-1 1 0,1 0 0,-1 0 0,1-1 0,0 1 0,-1 0 0,1 0 0,0 0 0,-1 1 0,1-1 0,-1 0 0,3 1 0,1 0 0,0 1 0,1-1 0,-1 1 0,0 0 0,0 0 0,0 0 0,0 1 0,-1 0 0,1 0 0,-1 0 0,0 1 0,1-1 0,-2 1 0,1 0 0,0 0 0,4 7 0,-3-4 0,-1 0 0,-1 0 0,1 0 0,-1 0 0,0 1 0,-1-1 0,1 1 0,-2 0 0,1 0 0,0 14 0,-2-21 0,1 0 0,-1 0 0,0-1 0,0 1 0,0 0 0,0 0 0,0 0 0,0 0 0,-1 0 0,1-1 0,0 1 0,0 0 0,-1 0 0,1 0 0,0-1 0,-1 1 0,1 0 0,-1 0 0,1-1 0,-1 1 0,1 0 0,-1-1 0,1 1 0,-1 0 0,0-1 0,1 1 0,-1-1 0,0 1 0,1-1 0,-1 0 0,0 1 0,0-1 0,0 0 0,1 1 0,-1-1 0,-1 0 0,0 0 0,1 0 0,0 0 0,0 0 0,0-1 0,0 1 0,0 0 0,0-1 0,0 1 0,0-1 0,1 1 0,-1-1 0,0 1 0,0-1 0,0 1 0,0-1 0,1 0 0,-1 0 0,0 1 0,0-1 0,1 0 0,-1 0 0,1 0 0,-1 0 0,1 0 0,-1 0 0,1 0 0,0 0 0,-1 0 0,1-2 0,-1 2 0,1 0 0,-1-1 0,1 1 0,-1-1 0,1 1 0,0-1 0,0 1 0,0 0 0,0-1 0,0 1 0,0-1 0,0 1 0,0-1 0,0 1 0,1-1 0,-1 1 0,1 0 0,-1-1 0,1 1 0,-1 0 0,1-1 0,0 1 0,0 0 0,0 0 0,-1-1 0,1 1 0,0 0 0,0 0 0,1 0 0,-1 0 0,0 1 0,0-1 0,0 0 0,1 0 0,-1 1 0,0-1 0,1 0 0,-1 1 0,0 0 0,1-1 0,-1 1 0,1 0 0,-1 0 0,1-1 0,-1 1 0,1 0 0,-1 1 0,1-1 0,-1 0 0,2 1 0,9 0 0,-1 1 0,1 0 0,-1 1 0,0 0 0,12 5 0,47 24 0,-1 3 0,94 64 0,-146-88 0,-7-5 0,0 0 0,-1 2 0,0-1 0,0 1 0,15 17 0,-22-24 0,-1 1 0,1 0 0,-1 0 0,0 1 0,1-1 0,-1 0 0,0 0 0,0 1 0,0-1 0,-1 1 0,1-1 0,-1 1 0,1-1 0,-1 1 0,0-1 0,0 1 0,0-1 0,0 1 0,0-1 0,0 1 0,-1-1 0,1 1 0,-1-1 0,0 1 0,0-1 0,0 0 0,0 1 0,0-1 0,0 0 0,-1 0 0,1 0 0,-1 0 0,0 0 0,-1 2 0,0-2 0,0 0 0,1 1 0,-1-1 0,0 0 0,0-1 0,0 1 0,-1 0 0,1-1 0,0 0 0,-1 0 0,1 0 0,0 0 0,-1 0 0,1-1 0,-1 0 0,0 1 0,1-1 0,-1-1 0,1 1 0,-1 0 0,-3-2 0,2 1 0,1 0 0,0 0 0,0 0 0,0-1 0,0 0 0,0 1 0,0-2 0,0 1 0,1 0 0,-1-1 0,1 1 0,-1-1 0,1 0 0,0 0 0,0-1 0,-4-5 0,0-4 0,0-1 0,0 0 0,1 0 0,1 0 0,1-1 0,0 0 0,1 0 0,0 0 0,1 0 0,1 0 0,0 0 0,1-1 0,4-27 0,-3 39 0,0 0 0,0 0 0,1-1 0,0 1 0,-1 0 0,2 0 0,-1 0 0,0 1 0,1-1 0,-1 1 0,1-1 0,4-3 0,4-2 0,0 0 0,19-11 0,-20 14 0,-1-1 0,0 0 0,0 0 0,12-13 0,-19 18 0,0 0 0,-1 0 0,1 0 0,-1-1 0,0 1 0,0-1 0,0 1 0,0-1 0,0 1 0,1-5 0,-22 55 0,19-42 0,0 0 0,1 1 0,0-1 0,0 1 0,0-1 0,1 1 0,2 9 0,-3-14 0,0-1 0,1 0 0,-1 1 0,1-1 0,-1 1 0,1-1 0,-1 0 0,1 1 0,0-1 0,-1 0 0,1 0 0,0 1 0,0-1 0,0 0 0,0 0 0,0 0 0,1 0 0,-1 0 0,0 0 0,0-1 0,0 1 0,1 0 0,-1-1 0,1 1 0,-1-1 0,0 1 0,1-1 0,-1 0 0,1 1 0,-1-1 0,1 0 0,-1 0 0,1 0 0,-1 0 0,1 0 0,-1 0 0,0-1 0,4 0 0,-4 0 0,1 1 0,-1-1 0,0 0 0,1 0 0,-1 0 0,0-1 0,0 1 0,1 0 0,-1 0 0,0-1 0,0 1 0,0 0 0,-1-1 0,1 1 0,0-1 0,-1 0 0,1 1 0,0-1 0,-1 1 0,0-1 0,1 0 0,-1 1 0,0-3 0,3-43 0,-3 42 0,-2-35 0,1 22 0,0 0 0,1 0 0,1 0 0,4-28 0,-4 43 0,0-1 0,0 1 0,0 0 0,0 0 0,0-1 0,0 1 0,1 0 0,0 0 0,0 0 0,0 0 0,0 1 0,0-1 0,0 0 0,1 1 0,-1 0 0,1-1 0,-1 1 0,1 0 0,0 0 0,0 1 0,0-1 0,0 0 0,1 1 0,-1 0 0,0 0 0,0 0 0,1 0 0,-1 1 0,5-1 0,-7 1 0,1 0 0,-1 0 0,1 0 0,-1 1 0,1-1 0,-1 0 0,1 1 0,-1-1 0,1 1 0,-1 0 0,0 0 0,0-1 0,1 1 0,-1 0 0,0 0 0,0 0 0,0 0 0,0 0 0,0 0 0,0 1 0,0-1 0,0 0 0,0 0 0,-1 1 0,1-1 0,0 0 0,0 3 0,12 43 0,-12-44 0,5 40 0,-5-31 0,1 0 0,0 0 0,0 0 0,1 0 0,0 0 0,1-1 0,1 1 0,8 15 0,-12-26-91,0 1 0,0-1 0,0 0 0,0 0 0,1 0 0,-1 0 0,0 0 0,1 0 0,-1 0 0,0 0 0,1 0 0,-1-1 0,1 1 0,2 0 0,7 1-6735</inkml:trace>
+  <inkml:trace contextRef="#ctx0" brushRef="#br0" timeOffset="8596.94">667 740 24575,'-1'0'0,"0"1"0,1-1 0,-1 1 0,1-1 0,-1 1 0,1-1 0,-1 1 0,1-1 0,0 1 0,-1-1 0,1 1 0,0 0 0,-1-1 0,1 1 0,0 0 0,0-1 0,0 1 0,0 0 0,-1-1 0,1 1 0,0 0 0,0 1 0,-2 21 0,2-21 0,-3 60 0,6 83 0,-3-143 0,1-1 0,-1 0 0,1 0 0,-1 1 0,1-1 0,0 0 0,0 0 0,-1 0 0,1 0 0,0 0 0,0 0 0,0 0 0,0 0 0,0 0 0,0 0 0,1-1 0,-1 1 0,0 0 0,0-1 0,1 1 0,-1-1 0,0 1 0,0-1 0,1 0 0,-1 0 0,1 1 0,-1-1 0,0 0 0,1 0 0,1-1 0,49-1 0,-46 2 0,2-2 0,0 0 0,1 0 0,-1-1 0,14-6 0,-14 6 0,1-1 0,-1 1 0,17-3 0,-23 6 0,0 0 0,1 0 0,-1 0 0,0 0 0,0 0 0,0 1 0,0-1 0,0 1 0,0-1 0,0 1 0,0 0 0,0 0 0,0 0 0,0 0 0,0 0 0,-1 1 0,1-1 0,0 0 0,-1 1 0,2 1 0,29 41 0,-13-16 0,-16-24 0,1 0 0,0 0 0,0 0 0,0 0 0,0-1 0,1 0 0,0 0 0,-1 0 0,1 0 0,0-1 0,1 0 0,-1 0 0,0 0 0,0-1 0,1 0 0,9 1 0,-11-1 0,-1-2 0,1 1 0,-1 0 0,1-1 0,0 0 0,-1 0 0,1 0 0,-1 0 0,0 0 0,1-1 0,-1 1 0,0-1 0,0 0 0,0 0 0,0 0 0,0 0 0,0-1 0,-1 1 0,1-1 0,-1 0 0,0 0 0,0 0 0,0 0 0,0 0 0,0 0 0,2-6 0,0-4 0,-1 0 0,0-1 0,0 0 0,-2 0 0,1 0 0,-2 0 0,0 0 0,-1 0 0,0 0 0,-1 1 0,-4-15 0,6 26 0,0 0 0,-1 0 0,1-1 0,-1 1 0,1 0 0,-1 0 0,0 0 0,0 0 0,0 1 0,0-1 0,0 0 0,0 0 0,-1 1 0,1-1 0,-1 0 0,1 1 0,-1-1 0,1 1 0,-1 0 0,0 0 0,0 0 0,0-1 0,0 2 0,1-1 0,-1 0 0,0 0 0,-1 1 0,1-1 0,0 1 0,0-1 0,0 1 0,0 0 0,0 0 0,0 0 0,0 0 0,-4 1 0,3 0 0,-1 0 0,1 0 0,0 0 0,0 0 0,0 1 0,0-1 0,0 1 0,0 0 0,1 0 0,-1 0 0,1 1 0,-1-1 0,1 0 0,0 1 0,0 0 0,0-1 0,0 1 0,0 0 0,0 0 0,1 0 0,0 0 0,-2 6 0,2-6 0,0 1 0,0-1 0,0 1 0,0-1 0,1 1 0,0 0 0,0-1 0,0 1 0,0-1 0,0 1 0,1-1 0,0 1 0,-1 0 0,1-1 0,1 0 0,-1 1 0,0-1 0,1 0 0,0 0 0,-1 1 0,1-1 0,4 4 0,-2-4 0,-1 0 0,1 0 0,0-1 0,0 1 0,1-1 0,-1 0 0,0 0 0,1 0 0,-1-1 0,1 1 0,0-1 0,-1 0 0,1 0 0,0-1 0,0 0 0,6 0 0,-5 0 0,-1-1 0,0 1 0,1-1 0,-1 0 0,0-1 0,0 1 0,0-1 0,0 0 0,0-1 0,0 1 0,0-1 0,-1 0 0,7-5 0,4-5 0,-1-1 0,18-21 0,14-13 0,-26 29 0,24-21 0,-41 38 0,1-1 0,0 0 0,-1 1 0,1 0 0,0 0 0,0 0 0,0 0 0,1 1 0,6-2 0,-10 2 0,0 1 0,-1 0 0,1 0 0,0 0 0,-1 0 0,1 0 0,0 1 0,-1-1 0,1 0 0,0 0 0,-1 0 0,1 0 0,0 1 0,-1-1 0,1 0 0,-1 1 0,1-1 0,-1 0 0,1 1 0,-1-1 0,1 1 0,-1-1 0,1 1 0,-1-1 0,1 1 0,-1-1 0,0 1 0,1-1 0,-1 1 0,0 0 0,0-1 0,1 1 0,-1 0 0,0-1 0,0 1 0,0 0 0,0-1 0,0 1 0,0-1 0,0 1 0,0 0 0,0-1 0,0 1 0,0 0 0,0-1 0,0 1 0,0 0 0,-1-1 0,1 2 0,-15 42 0,10-30 0,-1 6 0,1 0 0,1 0 0,0 0 0,2 1 0,0 0 0,3 32 0,-1-52 0,0 1 0,0-1 0,0 0 0,0 0 0,0 0 0,0 0 0,1 0 0,-1 0 0,0 1 0,1-1 0,-1 0 0,1 0 0,-1 0 0,1 0 0,0-1 0,-1 1 0,1 0 0,0 0 0,0 0 0,0 0 0,0-1 0,-1 1 0,1 0 0,0-1 0,0 1 0,0-1 0,0 1 0,0-1 0,1 1 0,-1-1 0,0 0 0,0 1 0,0-1 0,0 0 0,0 0 0,0 0 0,1 0 0,-1 0 0,0 0 0,0 0 0,0-1 0,2 1 0,0-1 0,1 0 0,-1 0 0,0 0 0,0-1 0,0 1 0,0-1 0,0 0 0,0 0 0,-1 0 0,1 0 0,0 0 0,-1 0 0,4-5 0,0-4 0,0 0 0,-1 0 0,-1 0 0,0-1 0,0 0 0,-1 0 0,-1 0 0,0 0 0,-1 0 0,0 0 0,0 0 0,-3-19 0,4 16 0,5 25 0,6 25 0,-2 14 0,-3 0 0,-2 1 0,-2 0 0,-2 0 0,-6 62 0,5-111 0,-1 0 0,0 0 0,0 0 0,-1 0 0,1 0 0,0 0 0,0 0 0,0 0 0,-1 0 0,1 0 0,0 0 0,-1 0 0,1 0 0,-1 0 0,1-1 0,-1 1 0,1 0 0,-1 0 0,0 0 0,1-1 0,-1 1 0,0 0 0,0-1 0,1 1 0,-1-1 0,0 1 0,0-1 0,0 1 0,0-1 0,0 0 0,0 1 0,1-1 0,-1 0 0,0 0 0,0 1 0,0-1 0,0 0 0,0 0 0,0 0 0,0 0 0,0-1 0,0 1 0,0 0 0,0 0 0,0 0 0,0-1 0,0 1 0,0-1 0,0 1 0,-1-1 0,-2-1 0,0 0 0,0-1 0,0 1 0,0-1 0,1 1 0,-1-1 0,1 0 0,0-1 0,-6-6 0,5 3 0,1-1 0,0 1 0,0-1 0,1 0 0,0 1 0,1-1 0,-1 0 0,1 0 0,1-1 0,0-9 0,0 5 0,1 0 0,0 1 0,1-1 0,0 0 0,8-21 0,-6 24 0,1 1 0,0 0 0,0 0 0,1 0 0,1 1 0,9-11 0,50-44 0,-49 47 0,6-5 0,-5 4 0,35-25 0,-53 42 0,1-1 0,-1 1 0,1-1 0,-1 1 0,1 0 0,-1-1 0,1 1 0,-1 0 0,1-1 0,0 1 0,-1 0 0,1 0 0,0 0 0,-1 0 0,1 0 0,0-1 0,-1 1 0,1 0 0,0 1 0,-1-1 0,1 0 0,-1 0 0,1 0 0,0 0 0,-1 0 0,1 1 0,0-1 0,-1 0 0,1 0 0,-1 1 0,1-1 0,-1 1 0,1-1 0,-1 0 0,1 1 0,-1-1 0,1 1 0,-1-1 0,1 1 0,-1-1 0,0 1 0,1-1 0,-1 1 0,0 0 0,0-1 0,1 1 0,-1 0 0,0-1 0,0 2 0,7 41 0,-6-26 0,1-9 0,-1 1 0,1-1 0,1 0 0,0 0 0,5 11 0,-7-17 0,0 0 0,0 0 0,0-1 0,0 1 0,0-1 0,1 1 0,-1-1 0,0 1 0,1-1 0,-1 0 0,1 0 0,-1 0 0,1 0 0,0 0 0,-1 0 0,1 0 0,0 0 0,0-1 0,-1 1 0,1-1 0,0 1 0,0-1 0,0 0 0,0 1 0,0-1 0,0 0 0,0 0 0,-1-1 0,1 1 0,3-1 0,-3 1 0,-1-1 0,1 0 0,-1 0 0,1 0 0,-1 0 0,1 0 0,-1 0 0,1 0 0,-1 0 0,0 0 0,0-1 0,1 1 0,-1 0 0,0-1 0,0 1 0,-1-1 0,1 1 0,0-1 0,0 0 0,-1 1 0,2-4 0,7-46 0,-3 15 0,0 24 0,0 13 0,5 22 0,-10-22 0,-1 0 0,0 1 0,0-1 0,1 0 0,-1 0 0,0 0 0,1 0 0,-1 0 0,1 0 0,0 0 0,-1 0 0,1 0 0,0 0 0,0 0 0,-1 0 0,1 0 0,0-1 0,0 1 0,2 1 0,3-6 0,1 0 0,-1-1 0,0 0 0,0 0 0,-1 0 0,1 0 0,8-13 0,-8 10 0,1 1 0,0-1 0,0 1 0,13-9 0,-8 9 0,1 0 0,1 1 0,-1 0 0,1 1 0,0 1 0,0 0 0,22-3 0,-15 4 0,1 1 0,-1 1 0,0 1 0,33 4 0,-50-4-80,-1 1 0,0-1-1,0 1 1,0 0 0,0 0-1,0 0 1,0 0 0,0 0-1,0 1 1,0-1 0,0 1 0,0 0-1,-1-1 1,1 1 0,-1 1-1,5 3 1,-2 2-6746</inkml:trace>
+  <inkml:trace contextRef="#ctx0" brushRef="#br0" timeOffset="9009.23">1998 352 24575,'0'0'-8191</inkml:trace>
+</inkml:ink>
+</file>
+
+<file path=word/ink/ink6.xml><?xml version="1.0" encoding="utf-8"?>
+<inkml:ink xmlns:inkml="http://www.w3.org/2003/InkML">
+  <inkml:definitions>
+    <inkml:context xml:id="ctx0">
+      <inkml:inkSource xml:id="inkSrc0">
+        <inkml:traceFormat>
+          <inkml:channel name="X" type="integer" min="-2.14748E9" max="2.14748E9" units="cm"/>
+          <inkml:channel name="Y" type="integer" min="-2.14748E9" max="2.14748E9" units="cm"/>
+          <inkml:channel name="F" type="integer" max="32767" units="dev"/>
+        </inkml:traceFormat>
+        <inkml:channelProperties>
+          <inkml:channelProperty channel="X" name="resolution" value="1000" units="1/cm"/>
+          <inkml:channelProperty channel="Y" name="resolution" value="1000" units="1/cm"/>
+          <inkml:channelProperty channel="F" name="resolution" value="0" units="1/dev"/>
+        </inkml:channelProperties>
+      </inkml:inkSource>
+      <inkml:timestamp xml:id="ts0" timeString="2026-10-23T01:13:27.351"/>
+    </inkml:context>
+    <inkml:brush xml:id="br0">
+      <inkml:brushProperty name="width" value="0.035" units="cm"/>
+      <inkml:brushProperty name="height" value="0.035" units="cm"/>
+    </inkml:brush>
+  </inkml:definitions>
+  <inkml:trace contextRef="#ctx0" brushRef="#br0">1 697 24575,'1'1'0,"0"-1"0,0 1 0,1-1 0,-1 1 0,0-1 0,0 1 0,0-1 0,1 0 0,-1 0 0,0 1 0,1-1 0,-1 0 0,0 0 0,1 0 0,-1-1 0,0 1 0,0 0 0,3-1 0,26-8 0,-26 8 0,451-138 0,-454 139 0,488-148 0,-470 141 0,1 2 0,37-5 0,-1-1 0,2 1-1365,-45 8-5461</inkml:trace>
+  <inkml:trace contextRef="#ctx0" brushRef="#br0" timeOffset="2255.11">2498 62 24575,'0'0'0,"0"0"0,1 0 0,-1 0 0,0 0 0,0 0 0,1 0 0,-1 0 0,0 0 0,0 0 0,1 0 0,-1 0 0,0-1 0,0 1 0,1 0 0,-1 0 0,0 0 0,0 0 0,0 0 0,1 0 0,-1-1 0,0 1 0,0 0 0,0 0 0,0 0 0,1-1 0,-1 1 0,0 0 0,0 0 0,0 0 0,0-1 0,0 1 0,0 0 0,0 0 0,1-1 0,-1 1 0,0 0 0,0 0 0,0-1 0,0 1 0,0 0 0,0 0 0,0-1 0,0 1 0,-1 0 0,1 0 0,0-1 0,0 1 0,0 0 0,0 0 0,0-1 0,0 1 0,0 0 0,0 0 0,-1-1 0,-9-10 0,-1 7 0,1 1 0,-1 1 0,-1 0 0,1 0 0,0 1 0,0 0 0,-21 2 0,-38-3 0,-52-13 0,0 6 0,-177 9 0,241 5 0,0 2 0,1 4 0,0 1 0,1 3 0,0 3 0,-68 31 0,92-33 0,0 2 0,2 1 0,-49 38 0,61-42 0,1 1 0,1 0 0,1 1 0,0 1 0,1 0 0,0 1 0,2 1 0,1 0 0,0 0 0,-11 32 0,16-37 0,0 1 0,2-1 0,0 1 0,-4 25 0,8-37 0,0 1 0,0-1 0,0 0 0,0 0 0,1 0 0,0 0 0,0 0 0,0 0 0,0 0 0,0 0 0,1 0 0,0 0 0,0 0 0,0-1 0,0 1 0,0-1 0,1 1 0,-1-1 0,1 0 0,0 0 0,0 0 0,0-1 0,5 4 0,6 3 0,1-1 0,0-1 0,0 0 0,0-1 0,1-1 0,23 5 0,104 12 0,-98-16 0,33 4 0,-1-4 0,1-3 0,87-8 0,-137 0 0,0-1 0,-1-1 0,1-2 0,45-21 0,30-9 0,17 7 0,182-25 0,-287 55 0,1-1 0,-1 0 0,0-2 0,0 1 0,0-2 0,-1 0 0,1-1 0,-2 0 0,1-1 0,-1-1 0,0 0 0,-1 0 0,0-2 0,0 1 0,-1-1 0,-1-1 0,12-16 0,-16 20 0,-1 0 0,0 0 0,0 0 0,-1-1 0,0 1 0,0-1 0,-1 0 0,0 0 0,-1-1 0,0 1 0,0 0 0,0-19 0,-1-3 0,0 21 0,-1 0 0,0 0 0,0 0 0,-1 0 0,0 0 0,-1 0 0,-5-16 0,6 23 0,-1 0 0,0 0 0,0 1 0,-1-1 0,1 1 0,0-1 0,-1 1 0,0 0 0,1 0 0,-1 0 0,-4-2 0,-38-18 0,23 13 0,7 0-124,-1 2 0,0 0 0,0 1 0,0 1 0,-1 1 0,0 0-1,0 1 1,0 0 0,0 2 0,-20 0 0,27 1-6702</inkml:trace>
+</inkml:ink>
+</file>
+
+<file path=word/ink/ink7.xml><?xml version="1.0" encoding="utf-8"?>
+<inkml:ink xmlns:inkml="http://www.w3.org/2003/InkML">
+  <inkml:definitions>
+    <inkml:context xml:id="ctx0">
+      <inkml:inkSource xml:id="inkSrc0">
+        <inkml:traceFormat>
+          <inkml:channel name="X" type="integer" min="-2.14748E9" max="2.14748E9" units="cm"/>
+          <inkml:channel name="Y" type="integer" min="-2.14748E9" max="2.14748E9" units="cm"/>
+          <inkml:channel name="F" type="integer" max="32767" units="dev"/>
+        </inkml:traceFormat>
+        <inkml:channelProperties>
+          <inkml:channelProperty channel="X" name="resolution" value="1000" units="1/cm"/>
+          <inkml:channelProperty channel="Y" name="resolution" value="1000" units="1/cm"/>
+          <inkml:channelProperty channel="F" name="resolution" value="0" units="1/dev"/>
+        </inkml:channelProperties>
+      </inkml:inkSource>
+      <inkml:timestamp xml:id="ts0" timeString="2026-10-23T01:13:11.190"/>
+    </inkml:context>
+    <inkml:brush xml:id="br0">
+      <inkml:brushProperty name="width" value="0.035" units="cm"/>
+      <inkml:brushProperty name="height" value="0.035" units="cm"/>
+      <inkml:brushProperty name="color" value="#E71224"/>
+    </inkml:brush>
+  </inkml:definitions>
+  <inkml:trace contextRef="#ctx0" brushRef="#br0">1 1 24575,'0'0'-8191</inkml:trace>
+</inkml:ink>
+</file>
+
+<file path=word/ink/ink8.xml><?xml version="1.0" encoding="utf-8"?>
+<inkml:ink xmlns:inkml="http://www.w3.org/2003/InkML">
+  <inkml:definitions>
+    <inkml:context xml:id="ctx0">
+      <inkml:inkSource xml:id="inkSrc0">
+        <inkml:traceFormat>
+          <inkml:channel name="X" type="integer" min="-2.14748E9" max="2.14748E9" units="cm"/>
+          <inkml:channel name="Y" type="integer" min="-2.14748E9" max="2.14748E9" units="cm"/>
+          <inkml:channel name="F" type="integer" max="32767" units="dev"/>
+        </inkml:traceFormat>
+        <inkml:channelProperties>
+          <inkml:channelProperty channel="X" name="resolution" value="1000" units="1/cm"/>
+          <inkml:channelProperty channel="Y" name="resolution" value="1000" units="1/cm"/>
+          <inkml:channelProperty channel="F" name="resolution" value="0" units="1/dev"/>
+        </inkml:channelProperties>
+      </inkml:inkSource>
+      <inkml:timestamp xml:id="ts0" timeString="2026-10-23T01:13:10.677"/>
+    </inkml:context>
+    <inkml:brush xml:id="br0">
+      <inkml:brushProperty name="width" value="0.035" units="cm"/>
+      <inkml:brushProperty name="height" value="0.035" units="cm"/>
+      <inkml:brushProperty name="color" value="#E71224"/>
+    </inkml:brush>
+  </inkml:definitions>
+  <inkml:trace contextRef="#ctx0" brushRef="#br0">168 307 24575,'0'-1'0,"0"-7"0,0-1 0,0 1 0,-1 0 0,0 0 0,0 0 0,-4-10 0,4 15 0,0 1 0,0 0 0,0 0 0,-1 0 0,1 0 0,0 0 0,-1 0 0,0 0 0,1 1 0,-1-1 0,0 0 0,0 1 0,0 0 0,0-1 0,0 1 0,-1 0 0,1 0 0,0 0 0,0 0 0,-1 1 0,1-1 0,0 1 0,-1-1 0,1 1 0,-5 0 0,1-1 0,0 1 0,-1-1 0,1 1 0,0 1 0,0-1 0,0 1 0,-9 2 0,13-2 0,0 0 0,-1 0 0,1 1 0,0-1 0,0 0 0,0 1 0,0 0 0,0-1 0,0 1 0,1 0 0,-1 0 0,0 0 0,1 0 0,0 0 0,-1 0 0,1 0 0,0 1 0,0-1 0,0 0 0,-1 4 0,-1 5 0,0 1 0,1-1 0,0 1 0,0-1 0,1 1 0,1-1 0,0 1 0,1 0 0,0-1 0,4 18 0,-4-23 0,1 1 0,0-1 0,1 0 0,-1 1 0,1-1 0,0 0 0,1-1 0,0 1 0,0-1 0,0 0 0,0 1 0,1-2 0,-1 1 0,1-1 0,1 1 0,-1-1 0,1-1 0,-1 1 0,9 3 0,-5-3 0,-2 0 0,1-1 0,0 0 0,-1 0 0,1-1 0,14 3 0,-19-5 0,-1 0 0,0 0 0,1 0 0,-1 0 0,0-1 0,0 1 0,1-1 0,-1 1 0,0-1 0,0 0 0,0 0 0,0 0 0,0 0 0,0 0 0,0 0 0,0-1 0,0 1 0,0-1 0,-1 1 0,1-1 0,-1 0 0,1 1 0,-1-1 0,1 0 0,0-3 0,1-1 0,0 0 0,-1 0 0,1-1 0,-2 1 0,1-1 0,-1 1 0,1-1 0,-2 0 0,1-9 0,-1 8 0,1 0 0,0-1 0,0 1 0,1 0 0,2-8 0,-4 17 0,0-1 0,0 0 0,0 0 0,0 0 0,1 1 0,-1-1 0,0 0 0,0 0 0,0 1 0,0-1 0,0 0 0,0 0 0,0 0 0,0 1 0,0-1 0,1 0 0,-1 0 0,0 0 0,0 0 0,0 1 0,0-1 0,1 0 0,-1 0 0,0 0 0,0 0 0,0 0 0,1 0 0,-1 1 0,0-1 0,0 0 0,0 0 0,1 0 0,-1 0 0,0 0 0,0 0 0,1 0 0,-1 0 0,0 0 0,0 0 0,0 0 0,1 0 0,-1 0 0,0 0 0,0 0 0,1-1 0,-1 1 0,0 0 0,0 0 0,0 0 0,1 0 0,-1 0 0,0 0 0,0 0 0,0-1 0,0 1 0,1 0 0,-1 0 0,0 0 0,0-1 0,0 1 0,0 0 0,0 0 0,0 0 0,0-1 0,1 1 0,6 22 0,-7-20 0,3 8 0,0 0 0,1 0 0,0 0 0,0 0 0,1-1 0,0 0 0,1 0 0,0 0 0,8 9 0,-8-12 0,0-1 0,1 0 0,-1 0 0,1 0 0,0-1 0,0 0 0,1 0 0,-1 0 0,1-1 0,0-1 0,-1 1 0,13 1 0,0 1 0,1-2 0,-1 0 0,1-1 0,0-1 0,25-2 0,-45 1 0,0-1 0,1 1 0,-1-1 0,0 1 0,0-1 0,0 0 0,1 0 0,-1 1 0,0-1 0,0 0 0,0 0 0,0 0 0,0 0 0,0 0 0,-1 0 0,1 0 0,0-1 0,0 1 0,-1 0 0,1 0 0,-1-1 0,1 1 0,-1 0 0,0-1 0,1 1 0,-1 0 0,0-3 0,1-43 0,-1 36 0,0 2 0,0 0 0,1 0 0,0 1 0,0-1 0,1 0 0,0 1 0,0-1 0,1 1 0,1-1 0,-1 1 0,7-9 0,-8 13 0,1 1 0,-1-1 0,1 1 0,0 0 0,0 0 0,0 0 0,0 0 0,1 1 0,-1-1 0,1 1 0,-1 0 0,1 0 0,0 0 0,0 1 0,0-1 0,0 1 0,0 0 0,0 0 0,1 0 0,-1 1 0,0 0 0,0-1 0,0 1 0,1 1 0,7 0 0,-9 0 0,0 0 0,0 0 0,0 0 0,0 1 0,0-1 0,0 1 0,0 0 0,0-1 0,2 4 0,-4-5 0,-1 0 0,1 1 0,-1-1 0,1 0 0,-1 1 0,1-1 0,-1 1 0,1-1 0,-1 1 0,1-1 0,-1 1 0,0-1 0,1 1 0,-1-1 0,0 1 0,1-1 0,-1 1 0,0 0 0,0-1 0,0 1 0,0 0 0,1-1 0,-1 1 0,0-1 0,0 1 0,0 0 0,0-1 0,0 1 0,0 0 0,-1-1 0,1 1 0,0 0 0,0-1 0,0 1 0,-1-1 0,1 1 0,0 0 0,-1-1 0,1 1 0,0-1 0,-1 1 0,1-1 0,-1 1 0,1-1 0,-1 0 0,1 1 0,-1-1 0,1 1 0,-1-1 0,-4 4 0,0 0 0,0 0 0,0 0 0,1 0 0,0 1 0,0-1 0,0 1 0,1 0 0,-1 1 0,1-1 0,0 0 0,1 1 0,-1 0 0,1-1 0,0 1 0,1 0 0,-3 12 0,2 5 0,1 0 0,0 0 0,4 32 0,-3-49 0,1-4 0,-1 1 0,0-1 0,1 0 0,0 1 0,-1-1 0,1 0 0,0 0 0,0 0 0,0 0 0,0 0 0,1 0 0,-1 0 0,1 0 0,-1 0 0,1-1 0,-1 1 0,1 0 0,0-1 0,0 0 0,0 1 0,0-1 0,0 0 0,0 0 0,0 0 0,0 0 0,0 0 0,1-1 0,-1 1 0,0-1 0,0 1 0,1-1 0,2 0 0,-2 1 0,1-1 0,-1 0 0,0 0 0,1-1 0,-1 1 0,0 0 0,1-1 0,-1 0 0,0 0 0,0 0 0,0 0 0,0-1 0,0 1 0,0-1 0,0 0 0,0 0 0,0 0 0,-1 0 0,1 0 0,-1 0 0,0-1 0,3-2 0,0-4 0,-1 0 0,0 0 0,0 0 0,-1 0 0,0-1 0,2-18 0,4-65 0,-5 32 0,8-80 0,-11 118 0,-2 0 0,0-1 0,-10-45 0,-1 38 0,12 31 0,0 0 0,0 0 0,0 0 0,0-1 0,0 1 0,0 0 0,0 0 0,0 0 0,0 0 0,-1 0 0,1-1 0,0 1 0,0 0 0,0 0 0,0 0 0,0 0 0,0 0 0,-1 0 0,1 0 0,0 0 0,0-1 0,0 1 0,0 0 0,0 0 0,-1 0 0,1 0 0,0 0 0,0 0 0,0 0 0,0 0 0,-1 0 0,1 0 0,0 0 0,0 0 0,0 0 0,0 0 0,-1 0 0,1 0 0,0 0 0,0 1 0,0-1 0,0 0 0,-1 0 0,1 0 0,0 0 0,-4 18 0,0 81 0,10 109 0,-5-193 0,1-1 0,1 1 0,0 0 0,1 0 0,1-1 0,11 24 0,-12-29 0,1 0 0,0-1 0,0 0 0,1 0 0,0-1 0,0 0 0,1 0 0,0 0 0,0 0 0,1-1 0,13 8 0,-18-12 0,-1-1 0,1 0 0,0 1 0,0-1 0,0 0 0,-1-1 0,1 1 0,0 0 0,0-1 0,0 1 0,0-1 0,0 0 0,0 0 0,0-1 0,6 0 0,-7 1 0,-1-1 0,1 0 0,0 0 0,0 0 0,-1 0 0,1 0 0,0 0 0,-1 0 0,1 0 0,-1-1 0,1 1 0,-1-1 0,0 1 0,0-1 0,0 1 0,0-1 0,0 0 0,0 0 0,0 1 0,0-1 0,-1 0 0,1 0 0,0 0 0,-1-2 0,7-21 0,0 1 0,13-25 0,-10 24 0,13-47 0,-22 66 0,0-2 0,1 1 0,0 0 0,0 0 0,0 0 0,1 1 0,5-10 0,-7 15 0,0-1 0,-1 1 0,2 0 0,-1 0 0,0 0 0,0 0 0,0 1 0,0-1 0,1 0 0,-1 0 0,0 1 0,0-1 0,1 1 0,-1-1 0,1 1 0,-1-1 0,1 1 0,-1 0 0,0 0 0,1 0 0,-1 0 0,1 0 0,-1 0 0,1 0 0,-1 0 0,1 0 0,-1 1 0,1-1 0,-1 1 0,0-1 0,1 1 0,-1-1 0,0 1 0,1 0 0,-1 0 0,0 0 0,2 2 0,0-1 0,1 0 0,-1 0 0,0 0 0,0 1 0,0 0 0,-1 0 0,1-1 0,-1 1 0,1 1 0,-1-1 0,0 0 0,0 1 0,-1-1 0,1 1 0,-1-1 0,0 1 0,2 5 0,-2 2 0,1 1 0,-2 0 0,1 0 0,-3 15 0,1-8 0,4-31 0,0 1 0,1 0 0,0 0 0,11-21 0,-5 11 0,2-5 0,33-65 0,-41 84 0,1 0 0,-1 0 0,1 1 0,1-1 0,-1 1 0,1 0 0,0 1 0,1-1 0,10-6 0,-16 12 0,0-1 0,0 0 0,1 1 0,-1-1 0,0 1 0,1-1 0,-1 1 0,0 0 0,1-1 0,-1 1 0,1 0 0,-1 0 0,0 0 0,1 0 0,-1 0 0,1 0 0,-1 1 0,1-1 0,-1 0 0,0 1 0,1-1 0,-1 1 0,0-1 0,0 1 0,1 0 0,-1 0 0,0 0 0,0-1 0,0 1 0,0 0 0,0 0 0,0 0 0,0 0 0,0 1 0,0-1 0,0 0 0,-1 0 0,1 1 0,-1-1 0,2 2 0,2 8 0,1 0 0,-2 0 0,1 0 0,1 13 0,-1-7 0,-4-15 0,1 0 0,-1 0 0,1 0 0,0 0 0,0 0 0,0 0 0,0 0 0,0 0 0,0 0 0,0 0 0,1 0 0,2 2 0,-4-4 0,1 0 0,-1 0 0,0 1 0,1-1 0,-1 0 0,0 0 0,1 0 0,-1 0 0,0 0 0,1 0 0,-1 0 0,0 0 0,1 0 0,-1 0 0,1 0 0,-1 0 0,0 0 0,1 0 0,-1 0 0,0 0 0,1 0 0,-1-1 0,0 1 0,1 0 0,-1 0 0,0 0 0,1-1 0,10-15 0,13-37 0,44-85 0,-68 137 0,1-1 0,-1 0 0,1 1 0,0 0 0,0-1 0,0 1 0,0-1 0,0 1 0,0 0 0,0 0 0,0 0 0,0-1 0,1 1 0,-1 0 0,0 1 0,1-1 0,-1 0 0,1 0 0,-1 0 0,1 1 0,-1-1 0,1 1 0,0 0 0,-1-1 0,1 1 0,0 0 0,-1 0 0,1 0 0,-1 0 0,1 0 0,0 0 0,-1 0 0,1 1 0,0-1 0,2 1 0,0 2 0,1 0 0,0 1 0,0-1 0,-1 1 0,0 0 0,0 0 0,0 0 0,7 10 0,-8-9 0,0-1 0,1 0 0,0 0 0,0 0 0,0-1 0,0 1 0,1-1 0,0 0 0,-1 0 0,1-1 0,0 1 0,0-1 0,0 0 0,1 0 0,-1-1 0,0 0 0,1 0 0,-1 0 0,1 0 0,-1-1 0,1 0 0,-1 0 0,1 0 0,-1-1 0,1 0 0,-1 0 0,7-3 0,-9 3 0,0-1 0,0 1 0,0-1 0,-1 0 0,1 0 0,-1-1 0,1 1 0,-1 0 0,0-1 0,0 1 0,0-1 0,0 0 0,-1 0 0,1 0 0,1-3 0,16-51 0,-11 31 0,-5 28 0,0 0 0,0 0 0,-1 1 0,1 0 0,0-1 0,-1 1 0,0 0 0,3 4 0,-3-4 0,4 3 0,0 1 0,0-1 0,1 0 0,0 0 0,0-1 0,0 0 0,0 0 0,1 0 0,0-1 0,15 5 0,-19-7 0,1-1 0,0 0 0,0 1 0,0-2 0,0 1 0,0-1 0,0 0 0,0 0 0,0 0 0,0 0 0,-1-1 0,1 0 0,0 0 0,0 0 0,0-1 0,-1 0 0,1 0 0,-1 0 0,1 0 0,-1-1 0,4-2 0,-2 0 0,-1 0 0,-1-1 0,1 1 0,-1-1 0,0 0 0,0 0 0,4-10 0,-5 11 0,-1-1 0,1 1 0,1 0 0,-1 0 0,1 0 0,-1 0 0,2 1 0,-1-1 0,8-6 0,-11 11 0,-1 0 0,1 0 0,-1 0 0,1 0 0,-1 0 0,1 0 0,-1 0 0,1 0 0,-1 0 0,0 0 0,1 0 0,-1 0 0,1 0 0,-1 1 0,1-1 0,-1 0 0,1 0 0,-1 1 0,1-1 0,-1 0 0,0 0 0,1 1 0,-1-1 0,0 0 0,1 1 0,-1-1 0,0 0 0,1 1 0,-1-1 0,0 1 0,0-1 0,1 1 0,-1-1 0,0 0 0,0 1 0,0-1 0,0 2 0,10 23 0,-7-17 0,8 8 0,-11-16 0,0 0 0,1 0 0,-1 1 0,0-1 0,1 0 0,-1 0 0,0 0 0,1 0 0,-1 0 0,1 0 0,-1 0 0,0 0 0,1 0 0,-1 0 0,1 0 0,-1 0 0,0 0 0,1 0 0,-1 0 0,0-1 0,1 1 0,-1 0 0,0 0 0,1 0 0,-1 0 0,0-1 0,1 1 0,2-4 0,0 1 0,0-1 0,0 1 0,-1-1 0,0 0 0,3-5 0,-3 5 0,0 0 0,0 0 0,0 0 0,1 0 0,0 0 0,0 1 0,3-4 0,-2 5 1,1 1 0,-1-1 0,1 1 0,-1 0 1,1 0-1,-1 0 0,1 1 0,0-1 0,-1 1 0,1 0 0,0 1 0,-1-1 0,1 1 0,-1 0 0,6 2 0,23 1-1383,-23-4-5444</inkml:trace>
+</inkml:ink>
+</file>
+
+<file path=word/ink/ink9.xml><?xml version="1.0" encoding="utf-8"?>
+<inkml:ink xmlns:inkml="http://www.w3.org/2003/InkML">
+  <inkml:definitions>
+    <inkml:context xml:id="ctx0">
+      <inkml:inkSource xml:id="inkSrc0">
+        <inkml:traceFormat>
+          <inkml:channel name="X" type="integer" min="-2.14748E9" max="2.14748E9" units="cm"/>
+          <inkml:channel name="Y" type="integer" min="-2.14748E9" max="2.14748E9" units="cm"/>
+          <inkml:channel name="F" type="integer" max="32767" units="dev"/>
+        </inkml:traceFormat>
+        <inkml:channelProperties>
+          <inkml:channelProperty channel="X" name="resolution" value="1000" units="1/cm"/>
+          <inkml:channelProperty channel="Y" name="resolution" value="1000" units="1/cm"/>
+          <inkml:channelProperty channel="F" name="resolution" value="0" units="1/dev"/>
+        </inkml:channelProperties>
+      </inkml:inkSource>
+      <inkml:timestamp xml:id="ts0" timeString="2026-10-23T01:12:56.560"/>
+    </inkml:context>
+    <inkml:brush xml:id="br0">
+      <inkml:brushProperty name="width" value="0.035" units="cm"/>
+      <inkml:brushProperty name="height" value="0.035" units="cm"/>
+      <inkml:brushProperty name="color" value="#E71224"/>
+    </inkml:brush>
+  </inkml:definitions>
+  <inkml:trace contextRef="#ctx0" brushRef="#br0">210 229 24575,'-3'0'0,"0"1"0,0-1 0,0 1 0,0 0 0,0 0 0,0 0 0,0 0 0,0 0 0,0 1 0,1-1 0,-1 1 0,1 0 0,-1 0 0,1 0 0,-1 0 0,1 0 0,0 0 0,0 0 0,0 1 0,0-1 0,1 1 0,-1 0 0,1 0 0,0-1 0,-2 6 0,-3 7 0,1 1 0,0 0 0,-3 26 0,-4 38-1365,10-66-5461</inkml:trace>
+  <inkml:trace contextRef="#ctx0" brushRef="#br0" timeOffset="1248.2">24 289 24575,'1'-3'0,"0"-1"0,0 0 0,0 1 0,1-1 0,0 0 0,0 1 0,0 0 0,0-1 0,0 1 0,1 0 0,3-3 0,2-4 0,174-206 0,-181 215 0,0-1 0,0 1 0,0 0 0,0 0 0,0 0 0,0-1 0,0 1 0,0 0 0,1 0 0,-1 1 0,0-1 0,1 0 0,-1 0 0,1 1 0,-1-1 0,1 1 0,-1-1 0,1 1 0,-1-1 0,1 1 0,0 0 0,-1 0 0,1 0 0,-1 0 0,1 0 0,0 0 0,-1 1 0,3-1 0,-2 2 0,1 0 0,-1 0 0,0-1 0,0 1 0,0 0 0,0 1 0,0-1 0,-1 0 0,1 0 0,0 1 0,-1-1 0,0 1 0,0 0 0,0-1 0,1 5 0,23 71 0,15 37 0,-40-114 0,1 0 0,-1-1 0,0 1 0,1 0 0,-1 0 0,0-1 0,0 1 0,0 0 0,0 0 0,0-1 0,0 1 0,0 0 0,0 0 0,0 0 0,0-1 0,0 1 0,0 0 0,-1 0 0,1-1 0,0 1 0,0 0 0,-1 0 0,1-1 0,-1 1 0,1 0 0,-1-1 0,1 1 0,-1-1 0,1 1 0,-1 0 0,1-1 0,-1 0 0,0 1 0,1-1 0,-1 1 0,0-1 0,1 0 0,-1 1 0,0-1 0,0 0 0,1 1 0,-1-1 0,0 0 0,0 0 0,0 0 0,1 0 0,-1 0 0,0 0 0,-1 0 0,-51-1 0,40 0 0,-4-1 11,0 0-1,0-2 1,1 0-1,-1-1 1,1 0-1,-25-13 0,-26-8-1448,53 22-5388</inkml:trace>
+  <inkml:trace contextRef="#ctx0" brushRef="#br0" timeOffset="3292.6">177 751 24575,'-6'0'0,"-1"1"0,1-1 0,0 1 0,-1 0 0,1 0 0,0 1 0,0 0 0,0 0 0,0 1 0,0-1 0,0 1 0,1 1 0,-1-1 0,1 1 0,0 0 0,0 0 0,0 0 0,0 1 0,-5 7 0,2-3 0,2-1 0,-1 2 0,1-1 0,0 1 0,-7 16 0,11-21 0,0 1 0,0-1 0,1 0 0,0 1 0,0-1 0,0 1 0,0 0 0,1-1 0,0 1 0,0 0 0,1-1 0,0 1 0,1 6 0,0-6 0,1-1 0,0 0 0,0 0 0,0 0 0,0 0 0,1 0 0,0 0 0,7 5 0,37 33 0,-47-42 0,20 13 0,1 0 0,0-1 0,1-1 0,1-2 0,-1 0 0,2-1 0,-1-1 0,1-2 0,1 0 0,29 2 0,-47-7 0,0 0 0,0-1 0,1 0 0,-1 0 0,0-1 0,0 0 0,0 0 0,0-1 0,0 0 0,0 0 0,-1-1 0,10-4 0,-11 4 0,-1-1 0,0 0 0,0 0 0,-1 0 0,1 0 0,-1-1 0,0 1 0,0-1 0,0 0 0,-1 0 0,0-1 0,0 1 0,0-1 0,0 0 0,-1 1 0,2-11 0,4-11 0,-1 0 0,-2 0 0,0-1 0,-2 1 0,-1-1 0,-2 0 0,-4-45 0,3 70 0,0 0 0,0 0 0,0 0 0,0 0 0,-1 0 0,1 0 0,-1 0 0,0 1 0,0-1 0,0 1 0,0-1 0,-1 1 0,1 0 0,-1 0 0,1 0 0,-1 0 0,0 0 0,0 0 0,0 1 0,0-1 0,0 1 0,0 0 0,-3-1 0,-12-3 0,0 0 0,-35-4 0,42 8 0,-38-7 0,16 2 0,0 2 0,0 1 0,-54 2 0,81 2 15,0 0-1,-1 1 1,1 0-1,0 0 1,-10 5-1,-8 3-1466,13-7-5374</inkml:trace>
+  <inkml:trace contextRef="#ctx0" brushRef="#br0" timeOffset="5292.21">393 1222 24575,'-1'7'0,"-1"0"0,0 0 0,0 0 0,-1-1 0,0 1 0,0-1 0,-1 0 0,0 0 0,0 0 0,0-1 0,-6 7 0,-1 3 0,-45 60 0,-52 77 0,100-139 0,-1 0 0,0-1 0,-1 0 0,0 0 0,-17 13 0,17-21 0,9-13 0,14-16 0,4 10 0,1 1 0,0 1 0,1 1 0,0 1 0,1 0 0,36-13 0,-14 5 0,-40 18 0,1 0 0,0-1 0,0 1 0,0 0 0,0 0 0,0 1 0,0-1 0,0 1 0,0-1 0,0 1 0,0 0 0,0 0 0,0 1 0,4 0 0,-3 0 0,1 1 0,-1 0 0,1 0 0,-1 1 0,0 0 0,0-1 0,0 1 0,4 4 0,26 23 0,-2 1 0,38 48 0,-67-74 17,-10-11-1399,-5-5-5444</inkml:trace>
+  <inkml:trace contextRef="#ctx0" brushRef="#br0" timeOffset="6090.48">456 1479 24575,'-4'0'0,"-7"0"0,-6 0 0,-9 0 0,-7 0 0,-8 0 0,-2 0 0,-1 0 0,5 0 0,6 0 0,7 0 0,7 3 0,8 2-8191</inkml:trace>
+</inkml:ink>
+</file>
+
 <file path=word/theme/theme1.xml><?xml version="1.0" encoding="utf-8"?>
 <a:theme xmlns:a="http://schemas.openxmlformats.org/drawingml/2006/main" name="Tema do Office">
   <a:themeElements>
@@ -1711,30 +2696,6 @@
 </file>
 
 <file path=customXml/item1.xml><?xml version="1.0" encoding="utf-8"?>
-<?mso-contentType ?>
-<FormTemplates xmlns="http://schemas.microsoft.com/sharepoint/v3/contenttype/forms">
-  <Display>DocumentLibraryForm</Display>
-  <Edit>DocumentLibraryForm</Edit>
-  <New>DocumentLibraryForm</New>
-</FormTemplates>
-</file>
-
-<file path=customXml/item2.xml><?xml version="1.0" encoding="utf-8"?>
-<b:Sources xmlns:b="http://schemas.openxmlformats.org/officeDocument/2006/bibliography" xmlns="http://schemas.openxmlformats.org/officeDocument/2006/bibliography" SelectedStyle="\APASixthEditionOfficeOnline.xsl" StyleName="APA" Version="6"/>
-</file>
-
-<file path=customXml/item3.xml><?xml version="1.0" encoding="utf-8"?>
-<p:properties xmlns:p="http://schemas.microsoft.com/office/2006/metadata/properties" xmlns:xsi="http://www.w3.org/2001/XMLSchema-instance" xmlns:pc="http://schemas.microsoft.com/office/infopath/2007/PartnerControls">
-  <documentManagement>
-    <TaxCatchAll xmlns="bf55bb95-0e2d-49eb-8730-bda5c0a73d75" xsi:nil="true"/>
-    <lcf76f155ced4ddcb4097134ff3c332f xmlns="d36ae7f7-f68b-4483-8d8b-669e48c6f9d4">
-      <Terms xmlns="http://schemas.microsoft.com/office/infopath/2007/PartnerControls"/>
-    </lcf76f155ced4ddcb4097134ff3c332f>
-  </documentManagement>
-</p:properties>
-</file>
-
-<file path=customXml/item4.xml><?xml version="1.0" encoding="utf-8"?>
 <ct:contentTypeSchema xmlns:ct="http://schemas.microsoft.com/office/2006/metadata/contentType" xmlns:ma="http://schemas.microsoft.com/office/2006/metadata/properties/metaAttributes" ct:_="" ma:_="" ma:contentTypeName="Documento" ma:contentTypeID="0x010100F461D153982F8C4DA2B7F950B8C7D749" ma:contentTypeVersion="9" ma:contentTypeDescription="Crie um novo documento." ma:contentTypeScope="" ma:versionID="3ff5e98899bd2337dfa984731a4a6b63">
   <xsd:schema xmlns:xsd="http://www.w3.org/2001/XMLSchema" xmlns:xs="http://www.w3.org/2001/XMLSchema" xmlns:p="http://schemas.microsoft.com/office/2006/metadata/properties" xmlns:ns2="d36ae7f7-f68b-4483-8d8b-669e48c6f9d4" xmlns:ns3="bf55bb95-0e2d-49eb-8730-bda5c0a73d75" targetNamespace="http://schemas.microsoft.com/office/2006/metadata/properties" ma:root="true" ma:fieldsID="b8907305d7b03623b69e4081f8234580" ns2:_="" ns3:_="">
     <xsd:import namespace="d36ae7f7-f68b-4483-8d8b-669e48c6f9d4"/>
@@ -1915,34 +2876,31 @@
 </ct:contentTypeSchema>
 </file>
 
-<file path=customXml/itemProps1.xml><?xml version="1.0" encoding="utf-8"?>
-<ds:datastoreItem xmlns:ds="http://schemas.openxmlformats.org/officeDocument/2006/customXml" ds:itemID="{A9380074-ACB1-4768-8160-E2C55A14786E}">
-  <ds:schemaRefs>
-    <ds:schemaRef ds:uri="http://schemas.microsoft.com/sharepoint/v3/contenttype/forms"/>
-  </ds:schemaRefs>
-</ds:datastoreItem>
+<file path=customXml/item2.xml><?xml version="1.0" encoding="utf-8"?>
+<p:properties xmlns:p="http://schemas.microsoft.com/office/2006/metadata/properties" xmlns:xsi="http://www.w3.org/2001/XMLSchema-instance" xmlns:pc="http://schemas.microsoft.com/office/infopath/2007/PartnerControls">
+  <documentManagement>
+    <TaxCatchAll xmlns="bf55bb95-0e2d-49eb-8730-bda5c0a73d75" xsi:nil="true"/>
+    <lcf76f155ced4ddcb4097134ff3c332f xmlns="d36ae7f7-f68b-4483-8d8b-669e48c6f9d4">
+      <Terms xmlns="http://schemas.microsoft.com/office/infopath/2007/PartnerControls"/>
+    </lcf76f155ced4ddcb4097134ff3c332f>
+  </documentManagement>
+</p:properties>
 </file>
 
-<file path=customXml/itemProps2.xml><?xml version="1.0" encoding="utf-8"?>
-<ds:datastoreItem xmlns:ds="http://schemas.openxmlformats.org/officeDocument/2006/customXml" ds:itemID="{CC9FBFDA-A2B5-4BBF-8583-3AD5B31CB0CE}">
-  <ds:schemaRefs>
-    <ds:schemaRef ds:uri="http://schemas.openxmlformats.org/officeDocument/2006/bibliography"/>
-  </ds:schemaRefs>
-</ds:datastoreItem>
+<file path=customXml/item3.xml><?xml version="1.0" encoding="utf-8"?>
+<b:Sources xmlns:b="http://schemas.openxmlformats.org/officeDocument/2006/bibliography" xmlns="http://schemas.openxmlformats.org/officeDocument/2006/bibliography" SelectedStyle="\APASixthEditionOfficeOnline.xsl" StyleName="APA" Version="6"/>
 </file>
 
-<file path=customXml/itemProps3.xml><?xml version="1.0" encoding="utf-8"?>
-<ds:datastoreItem xmlns:ds="http://schemas.openxmlformats.org/officeDocument/2006/customXml" ds:itemID="{3CBC499B-FC48-4681-8842-659D2F71791D}">
-  <ds:schemaRefs>
-    <ds:schemaRef ds:uri="http://schemas.microsoft.com/office/2006/metadata/properties"/>
-    <ds:schemaRef ds:uri="http://schemas.microsoft.com/office/infopath/2007/PartnerControls"/>
-    <ds:schemaRef ds:uri="bf55bb95-0e2d-49eb-8730-bda5c0a73d75"/>
-    <ds:schemaRef ds:uri="d36ae7f7-f68b-4483-8d8b-669e48c6f9d4"/>
-  </ds:schemaRefs>
-</ds:datastoreItem>
+<file path=customXml/item4.xml><?xml version="1.0" encoding="utf-8"?>
+<?mso-contentType ?>
+<FormTemplates xmlns="http://schemas.microsoft.com/sharepoint/v3/contenttype/forms">
+  <Display>DocumentLibraryForm</Display>
+  <Edit>DocumentLibraryForm</Edit>
+  <New>DocumentLibraryForm</New>
+</FormTemplates>
 </file>
 
-<file path=customXml/itemProps4.xml><?xml version="1.0" encoding="utf-8"?>
+<file path=customXml/itemProps1.xml><?xml version="1.0" encoding="utf-8"?>
 <ds:datastoreItem xmlns:ds="http://schemas.openxmlformats.org/officeDocument/2006/customXml" ds:itemID="{1D6C9CE6-59E9-4587-BACE-CA29225A7E31}">
   <ds:schemaRefs>
     <ds:schemaRef ds:uri="http://schemas.microsoft.com/office/2006/metadata/contentType"/>
@@ -1959,4 +2917,31 @@
     <ds:schemaRef ds:uri="http://schemas.microsoft.com/internal/obd"/>
   </ds:schemaRefs>
 </ds:datastoreItem>
+</file>
+
+<file path=customXml/itemProps2.xml><?xml version="1.0" encoding="utf-8"?>
+<ds:datastoreItem xmlns:ds="http://schemas.openxmlformats.org/officeDocument/2006/customXml" ds:itemID="{3CBC499B-FC48-4681-8842-659D2F71791D}">
+  <ds:schemaRefs>
+    <ds:schemaRef ds:uri="http://schemas.microsoft.com/office/2006/metadata/properties"/>
+    <ds:schemaRef ds:uri="http://schemas.microsoft.com/office/infopath/2007/PartnerControls"/>
+    <ds:schemaRef ds:uri="bf55bb95-0e2d-49eb-8730-bda5c0a73d75"/>
+    <ds:schemaRef ds:uri="d36ae7f7-f68b-4483-8d8b-669e48c6f9d4"/>
+  </ds:schemaRefs>
+</ds:datastoreItem>
+</file>
+
+<file path=customXml/itemProps3.xml><?xml version="1.0" encoding="utf-8"?>
+<ds:datastoreItem xmlns:ds="http://schemas.openxmlformats.org/officeDocument/2006/customXml" ds:itemID="{CC9FBFDA-A2B5-4BBF-8583-3AD5B31CB0CE}">
+  <ds:schemaRefs>
+    <ds:schemaRef ds:uri="http://schemas.openxmlformats.org/officeDocument/2006/bibliography"/>
+  </ds:schemaRefs>
+</ds:datastoreItem>
+</file>
+
+<file path=customXml/itemProps4.xml><?xml version="1.0" encoding="utf-8"?>
+<ds:datastoreItem xmlns:ds="http://schemas.openxmlformats.org/officeDocument/2006/customXml" ds:itemID="{A9380074-ACB1-4768-8160-E2C55A14786E}">
+  <ds:schemaRefs>
+    <ds:schemaRef ds:uri="http://schemas.microsoft.com/sharepoint/v3/contenttype/forms"/>
+  </ds:schemaRefs>
+</ds:datastoreItem>
 </file>